--- a/09_MANUALES/ES/WORD/09_Manual_De_Usuario_Cliente.docx
+++ b/09_MANUALES/ES/WORD/09_Manual_De_Usuario_Cliente.docx
@@ -72,7 +72,7 @@
         <w:pStyle w:val="BodyText"/>
       </w:pPr>
       <w:r>
-        <w:t xml:space="preserve">Tipo de manual: Manual de usuario del rol Cliente (aplicación web y aplicación móvil Android) · Versión 1.0</w:t>
+        <w:t xml:space="preserve">Tipo de manual: Manual de usuario del rol Cliente (aplicación web y aplicación móvil Android) · Versión 1.1</w:t>
       </w:r>
     </w:p>
     <w:bookmarkStart w:id="9" w:name="control-de-versiones"/>
@@ -223,7 +223,69 @@
               <w:t xml:space="preserve"> </w:t>
             </w:r>
             <w:r>
-              <w:t xml:space="preserve">del 26 de octubre de 2026: pago al reservar (sección 10.3), pantalla de pago según la forma elegida (10.5), nueva sección del reporte de inspección del vehículo que el lavadero comparte por enlace (10.8), términos y condiciones actualizados con la cláusula del informe de inspección y sus fotografías (8.1) y aplicación móvil en la versión 1.1.0 (10.11). Capturas nuevas de la reserva con el paso "¿Cómo vas a pagar?", de la confirmación en efectivo, de las pantallas de pago digital (con plazo) y en efectivo, y del historial con las insignias de pago.</w:t>
+              <w:t xml:space="preserve">del 26 de octubre de 2026: pago al reservar (sección 10.3), pantalla de pago según la forma elegida (10.5), nueva sección del reporte de inspección del vehículo que el lavadero comparte por enlace (10.8), términos y condiciones actualizados con la cláusula del informe de inspección y sus fotografías (8.1) y aplicación móvil (10.11). Capturas nuevas de la reserva con el paso "¿Cómo vas a pagar?", de la confirmación en efectivo, de las pantallas de pago digital (con plazo) y en efectivo, y del historial con las insignias de pago.</w:t>
+            </w:r>
+          </w:p>
+        </w:tc>
+        <w:tc>
+          <w:tcPr/>
+          <w:p>
+            <w:pPr>
+              <w:pStyle w:val="Compact"/>
+            </w:pPr>
+            <w:r>
+              <w:t xml:space="preserve">Equipo de desarrollo</w:t>
+            </w:r>
+          </w:p>
+        </w:tc>
+      </w:tr>
+      <w:tr>
+        <w:tc>
+          <w:tcPr/>
+          <w:p>
+            <w:pPr>
+              <w:pStyle w:val="Compact"/>
+            </w:pPr>
+            <w:r>
+              <w:t xml:space="preserve">1.1</w:t>
+            </w:r>
+          </w:p>
+        </w:tc>
+        <w:tc>
+          <w:tcPr/>
+          <w:p>
+            <w:pPr>
+              <w:pStyle w:val="Compact"/>
+            </w:pPr>
+            <w:r>
+              <w:t xml:space="preserve">2026-10-26</w:t>
+            </w:r>
+          </w:p>
+        </w:tc>
+        <w:tc>
+          <w:tcPr/>
+          <w:p>
+            <w:pPr>
+              <w:pStyle w:val="Compact"/>
+            </w:pPr>
+            <w:r>
+              <w:t xml:space="preserve">Política de Datos con las fotografías de la inspección (8.1); aplicación móvil 1.1.1 con el APK</w:t>
+            </w:r>
+            <w:r>
+              <w:t xml:space="preserve"> </w:t>
+            </w:r>
+            <w:r>
+              <w:rPr>
+                <w:i/>
+                <w:iCs/>
+              </w:rPr>
+              <w:t xml:space="preserve">versionCode</w:t>
+            </w:r>
+            <w:r>
+              <w:t xml:space="preserve"> </w:t>
+            </w:r>
+            <w:r>
+              <w:t xml:space="preserve">6 y la actualización por internet publicada (10.11).</w:t>
             </w:r>
           </w:p>
         </w:tc>
@@ -2854,7 +2916,23 @@
         <w:t xml:space="preserve">Informe de inspección y fotografías del vehículo</w:t>
       </w:r>
       <w:r>
-        <w:t xml:space="preserve">: en los servicios de tres horas o más, el lavadero puede registrar el estado del vehículo antes y después del servicio, por fases, con hasta cinco fotografías por hallazgo, y compartir ese informe con el cliente (sección 10.8).</w:t>
+        <w:t xml:space="preserve">: en los servicios de tres horas o más, el lavadero puede registrar el estado del vehículo antes y después del servicio, por fases, con hasta cinco fotografías por hallazgo, y compartir ese informe con el cliente (sección 10.8). La</w:t>
+      </w:r>
+      <w:r>
+        <w:t xml:space="preserve"> </w:t>
+      </w:r>
+      <w:r>
+        <w:rPr>
+          <w:b/>
+          <w:bCs/>
+        </w:rPr>
+        <w:t xml:space="preserve">Política de Tratamiento de Datos Personales</w:t>
+      </w:r>
+      <w:r>
+        <w:t xml:space="preserve"> </w:t>
+      </w:r>
+      <w:r>
+        <w:t xml:space="preserve">incluye esas fotografías entre los datos que se recolectan (apartado 4), entre las finalidades (registrar el estado del vehículo y atender reclamaciones por daños, apartado 5) y en la conservación (se guardan el tiempo necesario para atender reclamaciones sobre el servicio, apartado 12).</w:t>
       </w:r>
     </w:p>
     <w:p>
@@ -11404,7 +11482,23 @@
         <w:t xml:space="preserve"> </w:t>
       </w:r>
       <w:r>
-        <w:t xml:space="preserve">(versión 1.1.0, publicada el 26 de octubre de 2026) ofrece al cliente las mismas funciones que la web, con las mismas reglas y los mismos datos: una reserva hecha en la app aparece en la web y al revés. Esta sección explica cómo instalarla y en qué cambia su uso; las reglas de cada módulo son las de las secciones 10.1 a 10.10.</w:t>
+        <w:t xml:space="preserve">(versión 1.1.1, APK</w:t>
+      </w:r>
+      <w:r>
+        <w:t xml:space="preserve"> </w:t>
+      </w:r>
+      <w:r>
+        <w:rPr>
+          <w:i/>
+          <w:iCs/>
+        </w:rPr>
+        <w:t xml:space="preserve">versionCode</w:t>
+      </w:r>
+      <w:r>
+        <w:t xml:space="preserve"> </w:t>
+      </w:r>
+      <w:r>
+        <w:t xml:space="preserve">6, publicada el 26 de octubre de 2026) ofrece al cliente las mismas funciones que la web, con las mismas reglas y los mismos datos: una reserva hecha en la app aparece en la web y al revés. Esta sección explica cómo instalarla y en qué cambia su uso; las reglas de cada módulo son las de las secciones 10.1 a 10.10.</w:t>
       </w:r>
     </w:p>
     <w:p>

--- a/09_MANUALES/ES/WORD/09_Manual_De_Usuario_Cliente.docx
+++ b/09_MANUALES/ES/WORD/09_Manual_De_Usuario_Cliente.docx
@@ -2,7 +2,7 @@
 <file path=word/document.xml><?xml version="1.0" encoding="utf-8"?>
 <w:document xmlns:w="http://schemas.openxmlformats.org/wordprocessingml/2006/main" xmlns:m="http://schemas.openxmlformats.org/officeDocument/2006/math" xmlns:r="http://schemas.openxmlformats.org/officeDocument/2006/relationships" xmlns:o="urn:schemas-microsoft-com:office:office" xmlns:v="urn:schemas-microsoft-com:vml" xmlns:w10="urn:schemas-microsoft-com:office:word" xmlns:a="http://schemas.openxmlformats.org/drawingml/2006/main" xmlns:pic="http://schemas.openxmlformats.org/drawingml/2006/picture" xmlns:wp="http://schemas.openxmlformats.org/drawingml/2006/wordprocessingDrawing">
   <w:body>
-    <w:bookmarkStart w:id="147" w:name="manual-de-usuario-del-cliente"/>
+    <w:bookmarkStart w:id="150" w:name="manual-de-usuario-del-cliente"/>
     <w:p>
       <w:pPr>
         <w:pStyle w:val="Heading1"/>
@@ -72,7 +72,7 @@
         <w:pStyle w:val="BodyText"/>
       </w:pPr>
       <w:r>
-        <w:t xml:space="preserve">Tipo de manual: Manual de usuario del rol Cliente (aplicación web y aplicación móvil Android) · Versión 1.1</w:t>
+        <w:t xml:space="preserve">Tipo de manual: Manual de usuario del rol Cliente (aplicación web y aplicación móvil Android) · Versión 1.2</w:t>
       </w:r>
     </w:p>
     <w:bookmarkStart w:id="9" w:name="control-de-versiones"/>
@@ -301,6 +301,52 @@
           </w:p>
         </w:tc>
       </w:tr>
+      <w:tr>
+        <w:tc>
+          <w:tcPr/>
+          <w:p>
+            <w:pPr>
+              <w:pStyle w:val="Compact"/>
+            </w:pPr>
+            <w:r>
+              <w:t xml:space="preserve">1.2</w:t>
+            </w:r>
+          </w:p>
+        </w:tc>
+        <w:tc>
+          <w:tcPr/>
+          <w:p>
+            <w:pPr>
+              <w:pStyle w:val="Compact"/>
+            </w:pPr>
+            <w:r>
+              <w:t xml:space="preserve">2026-10-27</w:t>
+            </w:r>
+          </w:p>
+        </w:tc>
+        <w:tc>
+          <w:tcPr/>
+          <w:p>
+            <w:pPr>
+              <w:pStyle w:val="Compact"/>
+            </w:pPr>
+            <w:r>
+              <w:t xml:space="preserve">Las horas alternativas de "Esa hora ya se ocupó" ya no incluyen las que se cruzan con otra reserva del mismo vehículo (10.3 y 13), con la Figura 16 nueva.</w:t>
+            </w:r>
+          </w:p>
+        </w:tc>
+        <w:tc>
+          <w:tcPr/>
+          <w:p>
+            <w:pPr>
+              <w:pStyle w:val="Compact"/>
+            </w:pPr>
+            <w:r>
+              <w:t xml:space="preserve">Equipo de desarrollo</w:t>
+            </w:r>
+          </w:p>
+        </w:tc>
+      </w:tr>
     </w:tbl>
     <w:p>
       <w:pPr>
@@ -1461,7 +1507,7 @@
         <w:pStyle w:val="FirstParagraph"/>
       </w:pPr>
       <w:r>
-        <w:t xml:space="preserve">Las figuras de este manual son capturas reales del sistema funcionando con cuentas y datos de prueba, ordenadas según el flujo de uso. Las pantallas de reserva, pago e historial (Figuras 13 a 15 y 17 a 20) se tomaron de nuevo el 26 de octubre de 2026 para mostrar el pago al reservar; las demás son del 19 de octubre de 2026 y no cambiaron desde entonces. Su origen se explica en el Anexo A.</w:t>
+        <w:t xml:space="preserve">Las figuras de este manual son capturas reales del sistema funcionando con cuentas y datos de prueba, ordenadas según el flujo de uso. Las pantallas de reserva, pago e historial (Figuras 13 a 15 y 18 a 21) se tomaron de nuevo el 26 de octubre de 2026 para mostrar el pago al reservar y la Figura 16, el 27 de octubre; las demás son del 19 de octubre de 2026 y no cambiaron desde entonces. Su origen se explica en el Anexo A.</w:t>
       </w:r>
     </w:p>
     <w:bookmarkEnd w:id="19"/>
@@ -4693,7 +4739,7 @@
       </w:r>
     </w:p>
     <w:bookmarkEnd w:id="55"/>
-    <w:bookmarkStart w:id="112" w:name="X7bfb664be97770bc22817b9b1b37a2083613bfc"/>
+    <w:bookmarkStart w:id="115" w:name="X7bfb664be97770bc22817b9b1b37a2083613bfc"/>
     <w:p>
       <w:pPr>
         <w:pStyle w:val="Heading2"/>
@@ -5730,7 +5776,7 @@
       </w:r>
     </w:p>
     <w:bookmarkEnd w:id="66"/>
-    <w:bookmarkStart w:id="76" w:name="Xa14cce013f646e34e1e51e51c4f926b9a72030c"/>
+    <w:bookmarkStart w:id="79" w:name="Xa14cce013f646e34e1e51e51c4f926b9a72030c"/>
     <w:p>
       <w:pPr>
         <w:pStyle w:val="Heading3"/>
@@ -6309,7 +6355,23 @@
         </w:numPr>
       </w:pPr>
       <w:r>
-        <w:t xml:space="preserve">Si otra persona toma la hora mientras el cliente está reservando, el sistema no guarda nada, muestra "Esa hora ya se ocupó" y lista las horas libres más cercanas de ese mismo día (hasta cinco) para que el cliente elija otra.</w:t>
+        <w:t xml:space="preserve">Si otra persona toma la hora mientras el cliente está reservando, el sistema no guarda nada, muestra "Esa hora ya se ocupó: Te mostramos las horas libres más cercanas de ese día." y deja en</w:t>
+      </w:r>
+      <w:r>
+        <w:t xml:space="preserve"> </w:t>
+      </w:r>
+      <w:r>
+        <w:rPr>
+          <w:b/>
+          <w:bCs/>
+        </w:rPr>
+        <w:t xml:space="preserve">Selecciona una hora</w:t>
+      </w:r>
+      <w:r>
+        <w:t xml:space="preserve"> </w:t>
+      </w:r>
+      <w:r>
+        <w:t xml:space="preserve">solo las horas libres más cercanas de ese mismo día (hasta cinco) para que el cliente elija otra. Desde el 27 de octubre de 2026 esas horas también respetan las otras reservas del mismo vehículo: no se ofrece una hora que se cruce con otra reserva activa de ese vehículo, porque un vehículo no puede estar en dos bahías al mismo tiempo.</w:t>
       </w:r>
     </w:p>
     <w:p>
@@ -6615,8 +6677,113 @@
         </w:drawing>
       </w:r>
     </w:p>
-    <w:bookmarkEnd w:id="76"/>
-    <w:bookmarkStart w:id="80" w:name="X95a1845e56ff7c05a9817314e916302a6184749"/>
+    <w:p>
+      <w:pPr>
+        <w:pStyle w:val="BodyText"/>
+      </w:pPr>
+      <w:r>
+        <w:rPr>
+          <w:b/>
+          <w:bCs/>
+        </w:rPr>
+        <w:t xml:space="preserve">Figura 16</w:t>
+      </w:r>
+    </w:p>
+    <w:p>
+      <w:pPr>
+        <w:pStyle w:val="BodyText"/>
+      </w:pPr>
+      <w:r>
+        <w:rPr>
+          <w:i/>
+          <w:iCs/>
+        </w:rPr>
+        <w:t xml:space="preserve">Aviso "Esa Hora ya se Ocupó" con las Horas Alternativas</w:t>
+      </w:r>
+    </w:p>
+    <w:p>
+      <w:pPr>
+        <w:pStyle w:val="BodyText"/>
+      </w:pPr>
+      <w:r>
+        <w:drawing>
+          <wp:inline>
+            <wp:extent cx="5334000" cy="3201961"/>
+            <wp:effectExtent b="0" l="0" r="0" t="0"/>
+            <wp:docPr descr="Aviso &quot;Esa Hora ya se Ocupó&quot; con las Horas Alternativas" title="" id="77" name="Picture"/>
+            <a:graphic>
+              <a:graphicData uri="http://schemas.openxmlformats.org/drawingml/2006/picture">
+                <pic:pic>
+                  <pic:nvPicPr>
+                    <pic:cNvPr descr="capturas/cliente-15b-aviso-esa-hora-ya-se-ocupo-con-horas-alternativas.jpg" id="78" name="Picture"/>
+                    <pic:cNvPicPr>
+                      <a:picLocks noChangeArrowheads="1" noChangeAspect="1"/>
+                    </pic:cNvPicPr>
+                  </pic:nvPicPr>
+                  <pic:blipFill>
+                    <a:blip r:embed="rId76"/>
+                    <a:stretch>
+                      <a:fillRect/>
+                    </a:stretch>
+                  </pic:blipFill>
+                  <pic:spPr bwMode="auto">
+                    <a:xfrm>
+                      <a:off x="0" y="0"/>
+                      <a:ext cx="5334000" cy="3201961"/>
+                    </a:xfrm>
+                    <a:prstGeom prst="rect">
+                      <a:avLst/>
+                    </a:prstGeom>
+                    <a:noFill/>
+                    <a:ln w="9525">
+                      <a:noFill/>
+                      <a:headEnd/>
+                      <a:tailEnd/>
+                    </a:ln>
+                  </pic:spPr>
+                </pic:pic>
+              </a:graphicData>
+            </a:graphic>
+          </wp:inline>
+        </w:drawing>
+      </w:r>
+    </w:p>
+    <w:p>
+      <w:pPr>
+        <w:pStyle w:val="BodyText"/>
+      </w:pPr>
+      <w:r>
+        <w:rPr>
+          <w:i/>
+          <w:iCs/>
+        </w:rPr>
+        <w:t xml:space="preserve">Nota.</w:t>
+      </w:r>
+      <w:r>
+        <w:t xml:space="preserve"> </w:t>
+      </w:r>
+      <w:r>
+        <w:t xml:space="preserve">Al cerrar el aviso,</w:t>
+      </w:r>
+      <w:r>
+        <w:t xml:space="preserve"> </w:t>
+      </w:r>
+      <w:r>
+        <w:rPr>
+          <w:b/>
+          <w:bCs/>
+        </w:rPr>
+        <w:t xml:space="preserve">Selecciona una hora</w:t>
+      </w:r>
+      <w:r>
+        <w:t xml:space="preserve"> </w:t>
+      </w:r>
+      <w:r>
+        <w:t xml:space="preserve">solo ofrece las alternativas. En la prueba del 27 de octubre de 2026 el vehículo ya tenía una reserva a las 10:00 y la hora pedida era las 09:30: para otro vehículo el sistema sugería 08:00, 08:30, 09:00, 10:30 y 11:00, y para este, 07:30, 08:00, 08:30, 09:00 y 11:00, porque las 10:30 se cruzan con su otra reserva.</w:t>
+      </w:r>
+    </w:p>
+    <w:bookmarkEnd w:id="79"/>
+    <w:bookmarkStart w:id="83" w:name="X95a1845e56ff7c05a9817314e916302a6184749"/>
     <w:p>
       <w:pPr>
         <w:pStyle w:val="Heading3"/>
@@ -7294,7 +7461,7 @@
           <w:b/>
           <w:bCs/>
         </w:rPr>
-        <w:t xml:space="preserve">Figura 16</w:t>
+        <w:t xml:space="preserve">Figura 17</w:t>
       </w:r>
     </w:p>
     <w:p>
@@ -7318,18 +7485,18 @@
           <wp:inline>
             <wp:extent cx="4927600" cy="3200400"/>
             <wp:effectExtent b="0" l="0" r="0" t="0"/>
-            <wp:docPr descr="Confirmación de la Cancelación de una Reserva" title="" id="78" name="Picture"/>
+            <wp:docPr descr="Confirmación de la Cancelación de una Reserva" title="" id="81" name="Picture"/>
             <a:graphic>
               <a:graphicData uri="http://schemas.openxmlformats.org/drawingml/2006/picture">
                 <pic:pic>
                   <pic:nvPicPr>
-                    <pic:cNvPr descr="capturas/cliente-16-confirmacion-de-la-cancelacion-de-una-reserva.jpg" id="79" name="Picture"/>
+                    <pic:cNvPr descr="capturas/cliente-16-confirmacion-de-la-cancelacion-de-una-reserva.jpg" id="82" name="Picture"/>
                     <pic:cNvPicPr>
                       <a:picLocks noChangeArrowheads="1" noChangeAspect="1"/>
                     </pic:cNvPicPr>
                   </pic:nvPicPr>
                   <pic:blipFill>
-                    <a:blip r:embed="rId77"/>
+                    <a:blip r:embed="rId80"/>
                     <a:stretch>
                       <a:fillRect/>
                     </a:stretch>
@@ -7356,8 +7523,8 @@
         </w:drawing>
       </w:r>
     </w:p>
-    <w:bookmarkEnd w:id="80"/>
-    <w:bookmarkStart w:id="90" w:name="Xe3c776966a1211e452e6cabae6d1067b87cd35b"/>
+    <w:bookmarkEnd w:id="83"/>
+    <w:bookmarkStart w:id="93" w:name="Xe3c776966a1211e452e6cabae6d1067b87cd35b"/>
     <w:p>
       <w:pPr>
         <w:pStyle w:val="Heading3"/>
@@ -8710,7 +8877,7 @@
           <w:b/>
           <w:bCs/>
         </w:rPr>
-        <w:t xml:space="preserve">Figura 17</w:t>
+        <w:t xml:space="preserve">Figura 18</w:t>
       </w:r>
     </w:p>
     <w:p>
@@ -8734,101 +8901,12 @@
           <wp:inline>
             <wp:extent cx="5334000" cy="3201961"/>
             <wp:effectExtent b="0" l="0" r="0" t="0"/>
-            <wp:docPr descr="Pantalla de Pago con el Plazo para Subir el Comprobante" title="" id="82" name="Picture"/>
+            <wp:docPr descr="Pantalla de Pago con el Plazo para Subir el Comprobante" title="" id="85" name="Picture"/>
             <a:graphic>
               <a:graphicData uri="http://schemas.openxmlformats.org/drawingml/2006/picture">
                 <pic:pic>
                   <pic:nvPicPr>
-                    <pic:cNvPr descr="capturas/cliente-17-pantalla-de-pago-con-el-plazo-para-subir-el-comprobante.jpg" id="83" name="Picture"/>
-                    <pic:cNvPicPr>
-                      <a:picLocks noChangeArrowheads="1" noChangeAspect="1"/>
-                    </pic:cNvPicPr>
-                  </pic:nvPicPr>
-                  <pic:blipFill>
-                    <a:blip r:embed="rId81"/>
-                    <a:stretch>
-                      <a:fillRect/>
-                    </a:stretch>
-                  </pic:blipFill>
-                  <pic:spPr bwMode="auto">
-                    <a:xfrm>
-                      <a:off x="0" y="0"/>
-                      <a:ext cx="5334000" cy="3201961"/>
-                    </a:xfrm>
-                    <a:prstGeom prst="rect">
-                      <a:avLst/>
-                    </a:prstGeom>
-                    <a:noFill/>
-                    <a:ln w="9525">
-                      <a:noFill/>
-                      <a:headEnd/>
-                      <a:tailEnd/>
-                    </a:ln>
-                  </pic:spPr>
-                </pic:pic>
-              </a:graphicData>
-            </a:graphic>
-          </wp:inline>
-        </w:drawing>
-      </w:r>
-    </w:p>
-    <w:p>
-      <w:pPr>
-        <w:pStyle w:val="BodyText"/>
-      </w:pPr>
-      <w:r>
-        <w:rPr>
-          <w:i/>
-          <w:iCs/>
-        </w:rPr>
-        <w:t xml:space="preserve">Nota.</w:t>
-      </w:r>
-      <w:r>
-        <w:t xml:space="preserve"> </w:t>
-      </w:r>
-      <w:r>
-        <w:t xml:space="preserve">Se abre sola después de reservar con pago digital.</w:t>
-      </w:r>
-    </w:p>
-    <w:p>
-      <w:pPr>
-        <w:pStyle w:val="BodyText"/>
-      </w:pPr>
-      <w:r>
-        <w:rPr>
-          <w:b/>
-          <w:bCs/>
-        </w:rPr>
-        <w:t xml:space="preserve">Figura 18</w:t>
-      </w:r>
-    </w:p>
-    <w:p>
-      <w:pPr>
-        <w:pStyle w:val="BodyText"/>
-      </w:pPr>
-      <w:r>
-        <w:rPr>
-          <w:i/>
-          <w:iCs/>
-        </w:rPr>
-        <w:t xml:space="preserve">Pantalla de Pago de una Reserva en Efectivo</w:t>
-      </w:r>
-    </w:p>
-    <w:p>
-      <w:pPr>
-        <w:pStyle w:val="BodyText"/>
-      </w:pPr>
-      <w:r>
-        <w:drawing>
-          <wp:inline>
-            <wp:extent cx="5334000" cy="3201961"/>
-            <wp:effectExtent b="0" l="0" r="0" t="0"/>
-            <wp:docPr descr="Pantalla de Pago de una Reserva en Efectivo" title="" id="85" name="Picture"/>
-            <a:graphic>
-              <a:graphicData uri="http://schemas.openxmlformats.org/drawingml/2006/picture">
-                <pic:pic>
-                  <pic:nvPicPr>
-                    <pic:cNvPr descr="capturas/cliente-18-seleccion-del-metodo-de-pago-y-resumen-de-la-reserva.jpg" id="86" name="Picture"/>
+                    <pic:cNvPr descr="capturas/cliente-17-pantalla-de-pago-con-el-plazo-para-subir-el-comprobante.jpg" id="86" name="Picture"/>
                     <pic:cNvPicPr>
                       <a:picLocks noChangeArrowheads="1" noChangeAspect="1"/>
                     </pic:cNvPicPr>
@@ -8867,22 +8945,40 @@
       </w:pPr>
       <w:r>
         <w:rPr>
-          <w:b/>
-          <w:bCs/>
-        </w:rPr>
-        <w:t xml:space="preserve">Figura 19</w:t>
-      </w:r>
-    </w:p>
-    <w:p>
-      <w:pPr>
-        <w:pStyle w:val="BodyText"/>
-      </w:pPr>
-      <w:r>
-        <w:rPr>
           <w:i/>
           <w:iCs/>
         </w:rPr>
-        <w:t xml:space="preserve">Método de Pago, Código QR y Carga del Comprobante</w:t>
+        <w:t xml:space="preserve">Nota.</w:t>
+      </w:r>
+      <w:r>
+        <w:t xml:space="preserve"> </w:t>
+      </w:r>
+      <w:r>
+        <w:t xml:space="preserve">Se abre sola después de reservar con pago digital.</w:t>
+      </w:r>
+    </w:p>
+    <w:p>
+      <w:pPr>
+        <w:pStyle w:val="BodyText"/>
+      </w:pPr>
+      <w:r>
+        <w:rPr>
+          <w:b/>
+          <w:bCs/>
+        </w:rPr>
+        <w:t xml:space="preserve">Figura 19</w:t>
+      </w:r>
+    </w:p>
+    <w:p>
+      <w:pPr>
+        <w:pStyle w:val="BodyText"/>
+      </w:pPr>
+      <w:r>
+        <w:rPr>
+          <w:i/>
+          <w:iCs/>
+        </w:rPr>
+        <w:t xml:space="preserve">Pantalla de Pago de una Reserva en Efectivo</w:t>
       </w:r>
     </w:p>
     <w:p>
@@ -8892,20 +8988,91 @@
       <w:r>
         <w:drawing>
           <wp:inline>
-            <wp:extent cx="5334000" cy="5646386"/>
+            <wp:extent cx="5334000" cy="3201961"/>
             <wp:effectExtent b="0" l="0" r="0" t="0"/>
-            <wp:docPr descr="Método de Pago, Código QR y Carga del Comprobante" title="" id="88" name="Picture"/>
+            <wp:docPr descr="Pantalla de Pago de una Reserva en Efectivo" title="" id="88" name="Picture"/>
             <a:graphic>
               <a:graphicData uri="http://schemas.openxmlformats.org/drawingml/2006/picture">
                 <pic:pic>
                   <pic:nvPicPr>
-                    <pic:cNvPr descr="capturas/cliente-19-codigo-qr-y-carga-del-comprobante.jpg" id="89" name="Picture"/>
+                    <pic:cNvPr descr="capturas/cliente-18-seleccion-del-metodo-de-pago-y-resumen-de-la-reserva.jpg" id="89" name="Picture"/>
                     <pic:cNvPicPr>
                       <a:picLocks noChangeArrowheads="1" noChangeAspect="1"/>
                     </pic:cNvPicPr>
                   </pic:nvPicPr>
                   <pic:blipFill>
                     <a:blip r:embed="rId87"/>
+                    <a:stretch>
+                      <a:fillRect/>
+                    </a:stretch>
+                  </pic:blipFill>
+                  <pic:spPr bwMode="auto">
+                    <a:xfrm>
+                      <a:off x="0" y="0"/>
+                      <a:ext cx="5334000" cy="3201961"/>
+                    </a:xfrm>
+                    <a:prstGeom prst="rect">
+                      <a:avLst/>
+                    </a:prstGeom>
+                    <a:noFill/>
+                    <a:ln w="9525">
+                      <a:noFill/>
+                      <a:headEnd/>
+                      <a:tailEnd/>
+                    </a:ln>
+                  </pic:spPr>
+                </pic:pic>
+              </a:graphicData>
+            </a:graphic>
+          </wp:inline>
+        </w:drawing>
+      </w:r>
+    </w:p>
+    <w:p>
+      <w:pPr>
+        <w:pStyle w:val="BodyText"/>
+      </w:pPr>
+      <w:r>
+        <w:rPr>
+          <w:b/>
+          <w:bCs/>
+        </w:rPr>
+        <w:t xml:space="preserve">Figura 20</w:t>
+      </w:r>
+    </w:p>
+    <w:p>
+      <w:pPr>
+        <w:pStyle w:val="BodyText"/>
+      </w:pPr>
+      <w:r>
+        <w:rPr>
+          <w:i/>
+          <w:iCs/>
+        </w:rPr>
+        <w:t xml:space="preserve">Método de Pago, Código QR y Carga del Comprobante</w:t>
+      </w:r>
+    </w:p>
+    <w:p>
+      <w:pPr>
+        <w:pStyle w:val="BodyText"/>
+      </w:pPr>
+      <w:r>
+        <w:drawing>
+          <wp:inline>
+            <wp:extent cx="5334000" cy="5646386"/>
+            <wp:effectExtent b="0" l="0" r="0" t="0"/>
+            <wp:docPr descr="Método de Pago, Código QR y Carga del Comprobante" title="" id="91" name="Picture"/>
+            <a:graphic>
+              <a:graphicData uri="http://schemas.openxmlformats.org/drawingml/2006/picture">
+                <pic:pic>
+                  <pic:nvPicPr>
+                    <pic:cNvPr descr="capturas/cliente-19-codigo-qr-y-carga-del-comprobante.jpg" id="92" name="Picture"/>
+                    <pic:cNvPicPr>
+                      <a:picLocks noChangeArrowheads="1" noChangeAspect="1"/>
+                    </pic:cNvPicPr>
+                  </pic:nvPicPr>
+                  <pic:blipFill>
+                    <a:blip r:embed="rId90"/>
                     <a:stretch>
                       <a:fillRect/>
                     </a:stretch>
@@ -8950,8 +9117,8 @@
         <w:t xml:space="preserve">Se usó un código QR de prueba; no se muestran cuentas bancarias reales.</w:t>
       </w:r>
     </w:p>
-    <w:bookmarkEnd w:id="90"/>
-    <w:bookmarkStart w:id="97" w:name="Xfa3d5e7bcca82f9a46fd057a769571ca34feab6"/>
+    <w:bookmarkEnd w:id="93"/>
+    <w:bookmarkStart w:id="100" w:name="Xfa3d5e7bcca82f9a46fd057a769571ca34feab6"/>
     <w:p>
       <w:pPr>
         <w:pStyle w:val="Heading3"/>
@@ -9492,7 +9659,7 @@
           <w:b/>
           <w:bCs/>
         </w:rPr>
-        <w:t xml:space="preserve">Figura 20</w:t>
+        <w:t xml:space="preserve">Figura 21</w:t>
       </w:r>
     </w:p>
     <w:p>
@@ -9516,83 +9683,12 @@
           <wp:inline>
             <wp:extent cx="5334000" cy="3201961"/>
             <wp:effectExtent b="0" l="0" r="0" t="0"/>
-            <wp:docPr descr="Historial con Filtros" title="" id="92" name="Picture"/>
+            <wp:docPr descr="Historial con Filtros" title="" id="95" name="Picture"/>
             <a:graphic>
               <a:graphicData uri="http://schemas.openxmlformats.org/drawingml/2006/picture">
                 <pic:pic>
                   <pic:nvPicPr>
-                    <pic:cNvPr descr="capturas/cliente-20-historial-con-filtros.jpg" id="93" name="Picture"/>
-                    <pic:cNvPicPr>
-                      <a:picLocks noChangeArrowheads="1" noChangeAspect="1"/>
-                    </pic:cNvPicPr>
-                  </pic:nvPicPr>
-                  <pic:blipFill>
-                    <a:blip r:embed="rId91"/>
-                    <a:stretch>
-                      <a:fillRect/>
-                    </a:stretch>
-                  </pic:blipFill>
-                  <pic:spPr bwMode="auto">
-                    <a:xfrm>
-                      <a:off x="0" y="0"/>
-                      <a:ext cx="5334000" cy="3201961"/>
-                    </a:xfrm>
-                    <a:prstGeom prst="rect">
-                      <a:avLst/>
-                    </a:prstGeom>
-                    <a:noFill/>
-                    <a:ln w="9525">
-                      <a:noFill/>
-                      <a:headEnd/>
-                      <a:tailEnd/>
-                    </a:ln>
-                  </pic:spPr>
-                </pic:pic>
-              </a:graphicData>
-            </a:graphic>
-          </wp:inline>
-        </w:drawing>
-      </w:r>
-    </w:p>
-    <w:p>
-      <w:pPr>
-        <w:pStyle w:val="BodyText"/>
-      </w:pPr>
-      <w:r>
-        <w:rPr>
-          <w:b/>
-          <w:bCs/>
-        </w:rPr>
-        <w:t xml:space="preserve">Figura 21</w:t>
-      </w:r>
-    </w:p>
-    <w:p>
-      <w:pPr>
-        <w:pStyle w:val="BodyText"/>
-      </w:pPr>
-      <w:r>
-        <w:rPr>
-          <w:i/>
-          <w:iCs/>
-        </w:rPr>
-        <w:t xml:space="preserve">Calificación de un Servicio Completado</w:t>
-      </w:r>
-    </w:p>
-    <w:p>
-      <w:pPr>
-        <w:pStyle w:val="BodyText"/>
-      </w:pPr>
-      <w:r>
-        <w:drawing>
-          <wp:inline>
-            <wp:extent cx="5334000" cy="3201961"/>
-            <wp:effectExtent b="0" l="0" r="0" t="0"/>
-            <wp:docPr descr="Calificación de un Servicio Completado" title="" id="95" name="Picture"/>
-            <a:graphic>
-              <a:graphicData uri="http://schemas.openxmlformats.org/drawingml/2006/picture">
-                <pic:pic>
-                  <pic:nvPicPr>
-                    <pic:cNvPr descr="capturas/cliente-21-calificacion-de-un-servicio-completado.jpg" id="96" name="Picture"/>
+                    <pic:cNvPr descr="capturas/cliente-20-historial-con-filtros.jpg" id="96" name="Picture"/>
                     <pic:cNvPicPr>
                       <a:picLocks noChangeArrowheads="1" noChangeAspect="1"/>
                     </pic:cNvPicPr>
@@ -9625,465 +9721,28 @@
         </w:drawing>
       </w:r>
     </w:p>
-    <w:bookmarkEnd w:id="97"/>
-    <w:bookmarkStart w:id="101" w:name="Xe407ccbf01bde5d062c0ac98611ee5dfd134fe3"/>
-    <w:p>
-      <w:pPr>
-        <w:pStyle w:val="Heading3"/>
-      </w:pPr>
-      <w:r>
-        <w:t xml:space="preserve">10.7 Notificaciones</w:t>
-      </w:r>
-    </w:p>
-    <w:p>
-      <w:pPr>
-        <w:pStyle w:val="FirstParagraph"/>
-      </w:pPr>
-      <w:r>
-        <w:rPr>
-          <w:b/>
-          <w:bCs/>
-        </w:rPr>
-        <w:t xml:space="preserve">Nombre del módulo:</w:t>
-      </w:r>
-      <w:r>
-        <w:t xml:space="preserve"> </w:t>
-      </w:r>
-      <w:r>
-        <w:t xml:space="preserve">Notificaciones.</w:t>
-      </w:r>
-    </w:p>
-    <w:p>
-      <w:pPr>
-        <w:pStyle w:val="BodyText"/>
-      </w:pPr>
-      <w:r>
-        <w:rPr>
-          <w:b/>
-          <w:bCs/>
-        </w:rPr>
-        <w:t xml:space="preserve">Descripción:</w:t>
-      </w:r>
-      <w:r>
-        <w:t xml:space="preserve"> </w:t>
-      </w:r>
-      <w:r>
-        <w:t xml:space="preserve">Reúne los avisos del sistema (reserva creada, confirmada o cancelada, recordatorios, operario asignado, servicio iniciado y completado, pago confirmado, rechazado o reembolsado, puntos ganados, cupón desbloqueado o canjeado, e informe de inspección del vehículo) e indica cuáles se han leído.</w:t>
-      </w:r>
-    </w:p>
-    <w:p>
-      <w:pPr>
-        <w:pStyle w:val="BodyText"/>
-      </w:pPr>
-      <w:r>
-        <w:rPr>
-          <w:b/>
-          <w:bCs/>
-        </w:rPr>
-        <w:t xml:space="preserve">Rol que puede usarlo:</w:t>
-      </w:r>
-      <w:r>
-        <w:t xml:space="preserve"> </w:t>
-      </w:r>
-      <w:r>
-        <w:t xml:space="preserve">Cliente.</w:t>
-      </w:r>
-    </w:p>
-    <w:p>
-      <w:pPr>
-        <w:pStyle w:val="BodyText"/>
-      </w:pPr>
-      <w:r>
-        <w:rPr>
-          <w:b/>
-          <w:bCs/>
-        </w:rPr>
-        <w:t xml:space="preserve">Ruta o menú donde se encuentra:</w:t>
-      </w:r>
-      <w:r>
-        <w:t xml:space="preserve"> </w:t>
-      </w:r>
-      <w:r>
-        <w:t xml:space="preserve">Menú lateral &gt;</w:t>
-      </w:r>
-      <w:r>
-        <w:t xml:space="preserve"> </w:t>
-      </w:r>
-      <w:r>
-        <w:rPr>
-          <w:b/>
-          <w:bCs/>
-        </w:rPr>
-        <w:t xml:space="preserve">Notificaciones</w:t>
-      </w:r>
-      <w:r>
-        <w:t xml:space="preserve"> </w:t>
-      </w:r>
-      <w:r>
-        <w:t xml:space="preserve">(ruta</w:t>
-      </w:r>
-      <w:r>
-        <w:t xml:space="preserve"> </w:t>
-      </w:r>
+    <w:p>
+      <w:pPr>
+        <w:pStyle w:val="BodyText"/>
+      </w:pPr>
+      <w:r>
+        <w:rPr>
+          <w:b/>
+          <w:bCs/>
+        </w:rPr>
+        <w:t xml:space="preserve">Figura 22</w:t>
+      </w:r>
+    </w:p>
+    <w:p>
+      <w:pPr>
+        <w:pStyle w:val="BodyText"/>
+      </w:pPr>
       <w:r>
         <w:rPr>
           <w:i/>
           <w:iCs/>
         </w:rPr>
-        <w:t xml:space="preserve">/client/notifications</w:t>
-      </w:r>
-      <w:r>
-        <w:t xml:space="preserve">), o el acceso rápido del panel.</w:t>
-      </w:r>
-    </w:p>
-    <w:p>
-      <w:pPr>
-        <w:pStyle w:val="BodyText"/>
-      </w:pPr>
-      <w:r>
-        <w:rPr>
-          <w:b/>
-          <w:bCs/>
-        </w:rPr>
-        <w:t xml:space="preserve">Pasos para utilizarlo:</w:t>
-      </w:r>
-    </w:p>
-    <w:p>
-      <w:pPr>
-        <w:pStyle w:val="Compact"/>
-        <w:numPr>
-          <w:ilvl w:val="0"/>
-          <w:numId w:val="1028"/>
-        </w:numPr>
-      </w:pPr>
-      <w:r>
-        <w:t xml:space="preserve">Hacer clic en</w:t>
-      </w:r>
-      <w:r>
-        <w:t xml:space="preserve"> </w:t>
-      </w:r>
-      <w:r>
-        <w:rPr>
-          <w:b/>
-          <w:bCs/>
-        </w:rPr>
-        <w:t xml:space="preserve">Notificaciones</w:t>
-      </w:r>
-      <w:r>
-        <w:t xml:space="preserve">. El encabezado muestra cuántas notificaciones no se han leído.</w:t>
-      </w:r>
-    </w:p>
-    <w:p>
-      <w:pPr>
-        <w:pStyle w:val="Compact"/>
-        <w:numPr>
-          <w:ilvl w:val="0"/>
-          <w:numId w:val="1028"/>
-        </w:numPr>
-      </w:pPr>
-      <w:r>
-        <w:t xml:space="preserve">Usar las pestañas</w:t>
-      </w:r>
-      <w:r>
-        <w:t xml:space="preserve"> </w:t>
-      </w:r>
-      <w:r>
-        <w:rPr>
-          <w:b/>
-          <w:bCs/>
-        </w:rPr>
-        <w:t xml:space="preserve">Todas</w:t>
-      </w:r>
-      <w:r>
-        <w:t xml:space="preserve">,</w:t>
-      </w:r>
-      <w:r>
-        <w:t xml:space="preserve"> </w:t>
-      </w:r>
-      <w:r>
-        <w:rPr>
-          <w:b/>
-          <w:bCs/>
-        </w:rPr>
-        <w:t xml:space="preserve">Recordatorios</w:t>
-      </w:r>
-      <w:r>
-        <w:t xml:space="preserve">,</w:t>
-      </w:r>
-      <w:r>
-        <w:t xml:space="preserve"> </w:t>
-      </w:r>
-      <w:r>
-        <w:rPr>
-          <w:b/>
-          <w:bCs/>
-        </w:rPr>
-        <w:t xml:space="preserve">Promociones</w:t>
-      </w:r>
-      <w:r>
-        <w:t xml:space="preserve">,</w:t>
-      </w:r>
-      <w:r>
-        <w:t xml:space="preserve"> </w:t>
-      </w:r>
-      <w:r>
-        <w:rPr>
-          <w:b/>
-          <w:bCs/>
-        </w:rPr>
-        <w:t xml:space="preserve">Confirmaciones</w:t>
-      </w:r>
-      <w:r>
-        <w:t xml:space="preserve"> </w:t>
-      </w:r>
-      <w:r>
-        <w:t xml:space="preserve">y</w:t>
-      </w:r>
-      <w:r>
-        <w:t xml:space="preserve"> </w:t>
-      </w:r>
-      <w:r>
-        <w:rPr>
-          <w:b/>
-          <w:bCs/>
-        </w:rPr>
-        <w:t xml:space="preserve">Otras</w:t>
-      </w:r>
-      <w:r>
-        <w:t xml:space="preserve"> </w:t>
-      </w:r>
-      <w:r>
-        <w:t xml:space="preserve">para filtrar por tipo.</w:t>
-      </w:r>
-    </w:p>
-    <w:p>
-      <w:pPr>
-        <w:pStyle w:val="Compact"/>
-        <w:numPr>
-          <w:ilvl w:val="0"/>
-          <w:numId w:val="1028"/>
-        </w:numPr>
-      </w:pPr>
-      <w:r>
-        <w:t xml:space="preserve">Usar el filtro</w:t>
-      </w:r>
-      <w:r>
-        <w:t xml:space="preserve"> </w:t>
-      </w:r>
-      <w:r>
-        <w:rPr>
-          <w:b/>
-          <w:bCs/>
-        </w:rPr>
-        <w:t xml:space="preserve">Estado de lectura</w:t>
-      </w:r>
-      <w:r>
-        <w:t xml:space="preserve"> </w:t>
-      </w:r>
-      <w:r>
-        <w:t xml:space="preserve">y las fechas para acotar la lista.</w:t>
-      </w:r>
-    </w:p>
-    <w:p>
-      <w:pPr>
-        <w:pStyle w:val="Compact"/>
-        <w:numPr>
-          <w:ilvl w:val="0"/>
-          <w:numId w:val="1028"/>
-        </w:numPr>
-      </w:pPr>
-      <w:r>
-        <w:t xml:space="preserve">Hacer clic en una notificación (o en</w:t>
-      </w:r>
-      <w:r>
-        <w:t xml:space="preserve"> </w:t>
-      </w:r>
-      <w:r>
-        <w:rPr>
-          <w:b/>
-          <w:bCs/>
-        </w:rPr>
-        <w:t xml:space="preserve">Ver detalle</w:t>
-      </w:r>
-      <w:r>
-        <w:t xml:space="preserve">) para leerla completa; queda marcada como leída. Si el aviso pertenece a un apartado, el detalle trae un botón para ir allí:</w:t>
-      </w:r>
-      <w:r>
-        <w:t xml:space="preserve"> </w:t>
-      </w:r>
-      <w:r>
-        <w:rPr>
-          <w:b/>
-          <w:bCs/>
-        </w:rPr>
-        <w:t xml:space="preserve">Ir al historial</w:t>
-      </w:r>
-      <w:r>
-        <w:t xml:space="preserve"> </w:t>
-      </w:r>
-      <w:r>
-        <w:t xml:space="preserve">(reservas, pagos, servicio e informe de inspección) o</w:t>
-      </w:r>
-      <w:r>
-        <w:t xml:space="preserve"> </w:t>
-      </w:r>
-      <w:r>
-        <w:rPr>
-          <w:b/>
-          <w:bCs/>
-        </w:rPr>
-        <w:t xml:space="preserve">Ir al inicio</w:t>
-      </w:r>
-      <w:r>
-        <w:t xml:space="preserve"> </w:t>
-      </w:r>
-      <w:r>
-        <w:t xml:space="preserve">(bienvenida, puntos y cupones).</w:t>
-      </w:r>
-    </w:p>
-    <w:p>
-      <w:pPr>
-        <w:pStyle w:val="Compact"/>
-        <w:numPr>
-          <w:ilvl w:val="0"/>
-          <w:numId w:val="1028"/>
-        </w:numPr>
-      </w:pPr>
-      <w:r>
-        <w:t xml:space="preserve">Usar</w:t>
-      </w:r>
-      <w:r>
-        <w:t xml:space="preserve"> </w:t>
-      </w:r>
-      <w:r>
-        <w:rPr>
-          <w:b/>
-          <w:bCs/>
-        </w:rPr>
-        <w:t xml:space="preserve">Marcar leído</w:t>
-      </w:r>
-      <w:r>
-        <w:t xml:space="preserve"> </w:t>
-      </w:r>
-      <w:r>
-        <w:t xml:space="preserve">o</w:t>
-      </w:r>
-      <w:r>
-        <w:t xml:space="preserve"> </w:t>
-      </w:r>
-      <w:r>
-        <w:rPr>
-          <w:b/>
-          <w:bCs/>
-        </w:rPr>
-        <w:t xml:space="preserve">Marcar no leído</w:t>
-      </w:r>
-      <w:r>
-        <w:t xml:space="preserve"> </w:t>
-      </w:r>
-      <w:r>
-        <w:t xml:space="preserve">en cada notificación, o</w:t>
-      </w:r>
-      <w:r>
-        <w:t xml:space="preserve"> </w:t>
-      </w:r>
-      <w:r>
-        <w:rPr>
-          <w:b/>
-          <w:bCs/>
-        </w:rPr>
-        <w:t xml:space="preserve">Marcar todo como leído</w:t>
-      </w:r>
-      <w:r>
-        <w:t xml:space="preserve">.</w:t>
-      </w:r>
-    </w:p>
-    <w:p>
-      <w:pPr>
-        <w:pStyle w:val="Compact"/>
-        <w:numPr>
-          <w:ilvl w:val="0"/>
-          <w:numId w:val="1028"/>
-        </w:numPr>
-      </w:pPr>
-      <w:r>
-        <w:t xml:space="preserve">Para eliminar una notificación, usar la opción de eliminar y confirmar "¿Eliminar esta notificación?".</w:t>
-      </w:r>
-    </w:p>
-    <w:p>
-      <w:pPr>
-        <w:pStyle w:val="FirstParagraph"/>
-      </w:pPr>
-      <w:r>
-        <w:rPr>
-          <w:b/>
-          <w:bCs/>
-        </w:rPr>
-        <w:t xml:space="preserve">Resultado esperado:</w:t>
-      </w:r>
-      <w:r>
-        <w:t xml:space="preserve"> </w:t>
-      </w:r>
-      <w:r>
-        <w:t xml:space="preserve">El cliente se mantiene informado sin tener que revisar cada módulo constantemente.</w:t>
-      </w:r>
-    </w:p>
-    <w:p>
-      <w:pPr>
-        <w:pStyle w:val="BodyText"/>
-      </w:pPr>
-      <w:r>
-        <w:rPr>
-          <w:b/>
-          <w:bCs/>
-        </w:rPr>
-        <w:t xml:space="preserve">Observaciones o restricciones:</w:t>
-      </w:r>
-      <w:r>
-        <w:t xml:space="preserve"> </w:t>
-      </w:r>
-      <w:r>
-        <w:t xml:space="preserve">El sistema envía recordatorios 24 horas y 1 hora antes de cada reserva. Los avisos que cambian algo para el cliente también llegan por correo: bienvenida, reserva creada, confirmada o cancelada y recordatorios, pago confirmado, rechazado o reembolsado, cupón canjeado o desbloqueado, e informe de inspección. El avance del servicio (operario asignado, iniciado y completado) y los puntos ganados llegan solo a la bandeja y como notificación push. El código de recuperación de la contraseña siempre llega por correo. Los interruptores de</w:t>
-      </w:r>
-      <w:r>
-        <w:t xml:space="preserve"> </w:t>
-      </w:r>
-      <w:r>
-        <w:rPr>
-          <w:b/>
-          <w:bCs/>
-        </w:rPr>
-        <w:t xml:space="preserve">Configuración &gt; Notificaciones</w:t>
-      </w:r>
-      <w:r>
-        <w:t xml:space="preserve"> </w:t>
-      </w:r>
-      <w:r>
-        <w:t xml:space="preserve">deciden solo los canales externos; la bandeja siempre recibe todos los avisos. Una notificación eliminada no se puede recuperar.</w:t>
-      </w:r>
-    </w:p>
-    <w:p>
-      <w:pPr>
-        <w:pStyle w:val="BodyText"/>
-      </w:pPr>
-      <w:r>
-        <w:rPr>
-          <w:b/>
-          <w:bCs/>
-        </w:rPr>
-        <w:t xml:space="preserve">Figura 22</w:t>
-      </w:r>
-    </w:p>
-    <w:p>
-      <w:pPr>
-        <w:pStyle w:val="BodyText"/>
-      </w:pPr>
-      <w:r>
-        <w:rPr>
-          <w:i/>
-          <w:iCs/>
-        </w:rPr>
-        <w:t xml:space="preserve">Centro de Notificaciones del Cliente</w:t>
+        <w:t xml:space="preserve">Calificación de un Servicio Completado</w:t>
       </w:r>
     </w:p>
     <w:p>
@@ -10095,18 +9754,18 @@
           <wp:inline>
             <wp:extent cx="5334000" cy="3201961"/>
             <wp:effectExtent b="0" l="0" r="0" t="0"/>
-            <wp:docPr descr="Centro de Notificaciones del Cliente" title="" id="99" name="Picture"/>
+            <wp:docPr descr="Calificación de un Servicio Completado" title="" id="98" name="Picture"/>
             <a:graphic>
               <a:graphicData uri="http://schemas.openxmlformats.org/drawingml/2006/picture">
                 <pic:pic>
                   <pic:nvPicPr>
-                    <pic:cNvPr descr="capturas/cliente-22-centro-de-notificaciones-del-cliente.jpg" id="100" name="Picture"/>
+                    <pic:cNvPr descr="capturas/cliente-21-calificacion-de-un-servicio-completado.jpg" id="99" name="Picture"/>
                     <pic:cNvPicPr>
                       <a:picLocks noChangeArrowheads="1" noChangeAspect="1"/>
                     </pic:cNvPicPr>
                   </pic:nvPicPr>
                   <pic:blipFill>
-                    <a:blip r:embed="rId98"/>
+                    <a:blip r:embed="rId97"/>
                     <a:stretch>
                       <a:fillRect/>
                     </a:stretch>
@@ -10133,8 +9792,516 @@
         </w:drawing>
       </w:r>
     </w:p>
-    <w:bookmarkEnd w:id="101"/>
-    <w:bookmarkStart w:id="102" w:name="X115d2fdb3d36a6d26bcca9edf0d3b607c1c91b5"/>
+    <w:bookmarkEnd w:id="100"/>
+    <w:bookmarkStart w:id="104" w:name="Xe407ccbf01bde5d062c0ac98611ee5dfd134fe3"/>
+    <w:p>
+      <w:pPr>
+        <w:pStyle w:val="Heading3"/>
+      </w:pPr>
+      <w:r>
+        <w:t xml:space="preserve">10.7 Notificaciones</w:t>
+      </w:r>
+    </w:p>
+    <w:p>
+      <w:pPr>
+        <w:pStyle w:val="FirstParagraph"/>
+      </w:pPr>
+      <w:r>
+        <w:rPr>
+          <w:b/>
+          <w:bCs/>
+        </w:rPr>
+        <w:t xml:space="preserve">Nombre del módulo:</w:t>
+      </w:r>
+      <w:r>
+        <w:t xml:space="preserve"> </w:t>
+      </w:r>
+      <w:r>
+        <w:t xml:space="preserve">Notificaciones.</w:t>
+      </w:r>
+    </w:p>
+    <w:p>
+      <w:pPr>
+        <w:pStyle w:val="BodyText"/>
+      </w:pPr>
+      <w:r>
+        <w:rPr>
+          <w:b/>
+          <w:bCs/>
+        </w:rPr>
+        <w:t xml:space="preserve">Descripción:</w:t>
+      </w:r>
+      <w:r>
+        <w:t xml:space="preserve"> </w:t>
+      </w:r>
+      <w:r>
+        <w:t xml:space="preserve">Reúne los avisos del sistema (reserva creada, confirmada o cancelada, recordatorios, operario asignado, servicio iniciado y completado, pago confirmado, rechazado o reembolsado, puntos ganados, cupón desbloqueado o canjeado, e informe de inspección del vehículo) e indica cuáles se han leído.</w:t>
+      </w:r>
+    </w:p>
+    <w:p>
+      <w:pPr>
+        <w:pStyle w:val="BodyText"/>
+      </w:pPr>
+      <w:r>
+        <w:rPr>
+          <w:b/>
+          <w:bCs/>
+        </w:rPr>
+        <w:t xml:space="preserve">Rol que puede usarlo:</w:t>
+      </w:r>
+      <w:r>
+        <w:t xml:space="preserve"> </w:t>
+      </w:r>
+      <w:r>
+        <w:t xml:space="preserve">Cliente.</w:t>
+      </w:r>
+    </w:p>
+    <w:p>
+      <w:pPr>
+        <w:pStyle w:val="BodyText"/>
+      </w:pPr>
+      <w:r>
+        <w:rPr>
+          <w:b/>
+          <w:bCs/>
+        </w:rPr>
+        <w:t xml:space="preserve">Ruta o menú donde se encuentra:</w:t>
+      </w:r>
+      <w:r>
+        <w:t xml:space="preserve"> </w:t>
+      </w:r>
+      <w:r>
+        <w:t xml:space="preserve">Menú lateral &gt;</w:t>
+      </w:r>
+      <w:r>
+        <w:t xml:space="preserve"> </w:t>
+      </w:r>
+      <w:r>
+        <w:rPr>
+          <w:b/>
+          <w:bCs/>
+        </w:rPr>
+        <w:t xml:space="preserve">Notificaciones</w:t>
+      </w:r>
+      <w:r>
+        <w:t xml:space="preserve"> </w:t>
+      </w:r>
+      <w:r>
+        <w:t xml:space="preserve">(ruta</w:t>
+      </w:r>
+      <w:r>
+        <w:t xml:space="preserve"> </w:t>
+      </w:r>
+      <w:r>
+        <w:rPr>
+          <w:i/>
+          <w:iCs/>
+        </w:rPr>
+        <w:t xml:space="preserve">/client/notifications</w:t>
+      </w:r>
+      <w:r>
+        <w:t xml:space="preserve">), o el acceso rápido del panel.</w:t>
+      </w:r>
+    </w:p>
+    <w:p>
+      <w:pPr>
+        <w:pStyle w:val="BodyText"/>
+      </w:pPr>
+      <w:r>
+        <w:rPr>
+          <w:b/>
+          <w:bCs/>
+        </w:rPr>
+        <w:t xml:space="preserve">Pasos para utilizarlo:</w:t>
+      </w:r>
+    </w:p>
+    <w:p>
+      <w:pPr>
+        <w:pStyle w:val="Compact"/>
+        <w:numPr>
+          <w:ilvl w:val="0"/>
+          <w:numId w:val="1028"/>
+        </w:numPr>
+      </w:pPr>
+      <w:r>
+        <w:t xml:space="preserve">Hacer clic en</w:t>
+      </w:r>
+      <w:r>
+        <w:t xml:space="preserve"> </w:t>
+      </w:r>
+      <w:r>
+        <w:rPr>
+          <w:b/>
+          <w:bCs/>
+        </w:rPr>
+        <w:t xml:space="preserve">Notificaciones</w:t>
+      </w:r>
+      <w:r>
+        <w:t xml:space="preserve">. El encabezado muestra cuántas notificaciones no se han leído.</w:t>
+      </w:r>
+    </w:p>
+    <w:p>
+      <w:pPr>
+        <w:pStyle w:val="Compact"/>
+        <w:numPr>
+          <w:ilvl w:val="0"/>
+          <w:numId w:val="1028"/>
+        </w:numPr>
+      </w:pPr>
+      <w:r>
+        <w:t xml:space="preserve">Usar las pestañas</w:t>
+      </w:r>
+      <w:r>
+        <w:t xml:space="preserve"> </w:t>
+      </w:r>
+      <w:r>
+        <w:rPr>
+          <w:b/>
+          <w:bCs/>
+        </w:rPr>
+        <w:t xml:space="preserve">Todas</w:t>
+      </w:r>
+      <w:r>
+        <w:t xml:space="preserve">,</w:t>
+      </w:r>
+      <w:r>
+        <w:t xml:space="preserve"> </w:t>
+      </w:r>
+      <w:r>
+        <w:rPr>
+          <w:b/>
+          <w:bCs/>
+        </w:rPr>
+        <w:t xml:space="preserve">Recordatorios</w:t>
+      </w:r>
+      <w:r>
+        <w:t xml:space="preserve">,</w:t>
+      </w:r>
+      <w:r>
+        <w:t xml:space="preserve"> </w:t>
+      </w:r>
+      <w:r>
+        <w:rPr>
+          <w:b/>
+          <w:bCs/>
+        </w:rPr>
+        <w:t xml:space="preserve">Promociones</w:t>
+      </w:r>
+      <w:r>
+        <w:t xml:space="preserve">,</w:t>
+      </w:r>
+      <w:r>
+        <w:t xml:space="preserve"> </w:t>
+      </w:r>
+      <w:r>
+        <w:rPr>
+          <w:b/>
+          <w:bCs/>
+        </w:rPr>
+        <w:t xml:space="preserve">Confirmaciones</w:t>
+      </w:r>
+      <w:r>
+        <w:t xml:space="preserve"> </w:t>
+      </w:r>
+      <w:r>
+        <w:t xml:space="preserve">y</w:t>
+      </w:r>
+      <w:r>
+        <w:t xml:space="preserve"> </w:t>
+      </w:r>
+      <w:r>
+        <w:rPr>
+          <w:b/>
+          <w:bCs/>
+        </w:rPr>
+        <w:t xml:space="preserve">Otras</w:t>
+      </w:r>
+      <w:r>
+        <w:t xml:space="preserve"> </w:t>
+      </w:r>
+      <w:r>
+        <w:t xml:space="preserve">para filtrar por tipo.</w:t>
+      </w:r>
+    </w:p>
+    <w:p>
+      <w:pPr>
+        <w:pStyle w:val="Compact"/>
+        <w:numPr>
+          <w:ilvl w:val="0"/>
+          <w:numId w:val="1028"/>
+        </w:numPr>
+      </w:pPr>
+      <w:r>
+        <w:t xml:space="preserve">Usar el filtro</w:t>
+      </w:r>
+      <w:r>
+        <w:t xml:space="preserve"> </w:t>
+      </w:r>
+      <w:r>
+        <w:rPr>
+          <w:b/>
+          <w:bCs/>
+        </w:rPr>
+        <w:t xml:space="preserve">Estado de lectura</w:t>
+      </w:r>
+      <w:r>
+        <w:t xml:space="preserve"> </w:t>
+      </w:r>
+      <w:r>
+        <w:t xml:space="preserve">y las fechas para acotar la lista.</w:t>
+      </w:r>
+    </w:p>
+    <w:p>
+      <w:pPr>
+        <w:pStyle w:val="Compact"/>
+        <w:numPr>
+          <w:ilvl w:val="0"/>
+          <w:numId w:val="1028"/>
+        </w:numPr>
+      </w:pPr>
+      <w:r>
+        <w:t xml:space="preserve">Hacer clic en una notificación (o en</w:t>
+      </w:r>
+      <w:r>
+        <w:t xml:space="preserve"> </w:t>
+      </w:r>
+      <w:r>
+        <w:rPr>
+          <w:b/>
+          <w:bCs/>
+        </w:rPr>
+        <w:t xml:space="preserve">Ver detalle</w:t>
+      </w:r>
+      <w:r>
+        <w:t xml:space="preserve">) para leerla completa; queda marcada como leída. Si el aviso pertenece a un apartado, el detalle trae un botón para ir allí:</w:t>
+      </w:r>
+      <w:r>
+        <w:t xml:space="preserve"> </w:t>
+      </w:r>
+      <w:r>
+        <w:rPr>
+          <w:b/>
+          <w:bCs/>
+        </w:rPr>
+        <w:t xml:space="preserve">Ir al historial</w:t>
+      </w:r>
+      <w:r>
+        <w:t xml:space="preserve"> </w:t>
+      </w:r>
+      <w:r>
+        <w:t xml:space="preserve">(reservas, pagos, servicio e informe de inspección) o</w:t>
+      </w:r>
+      <w:r>
+        <w:t xml:space="preserve"> </w:t>
+      </w:r>
+      <w:r>
+        <w:rPr>
+          <w:b/>
+          <w:bCs/>
+        </w:rPr>
+        <w:t xml:space="preserve">Ir al inicio</w:t>
+      </w:r>
+      <w:r>
+        <w:t xml:space="preserve"> </w:t>
+      </w:r>
+      <w:r>
+        <w:t xml:space="preserve">(bienvenida, puntos y cupones).</w:t>
+      </w:r>
+    </w:p>
+    <w:p>
+      <w:pPr>
+        <w:pStyle w:val="Compact"/>
+        <w:numPr>
+          <w:ilvl w:val="0"/>
+          <w:numId w:val="1028"/>
+        </w:numPr>
+      </w:pPr>
+      <w:r>
+        <w:t xml:space="preserve">Usar</w:t>
+      </w:r>
+      <w:r>
+        <w:t xml:space="preserve"> </w:t>
+      </w:r>
+      <w:r>
+        <w:rPr>
+          <w:b/>
+          <w:bCs/>
+        </w:rPr>
+        <w:t xml:space="preserve">Marcar leído</w:t>
+      </w:r>
+      <w:r>
+        <w:t xml:space="preserve"> </w:t>
+      </w:r>
+      <w:r>
+        <w:t xml:space="preserve">o</w:t>
+      </w:r>
+      <w:r>
+        <w:t xml:space="preserve"> </w:t>
+      </w:r>
+      <w:r>
+        <w:rPr>
+          <w:b/>
+          <w:bCs/>
+        </w:rPr>
+        <w:t xml:space="preserve">Marcar no leído</w:t>
+      </w:r>
+      <w:r>
+        <w:t xml:space="preserve"> </w:t>
+      </w:r>
+      <w:r>
+        <w:t xml:space="preserve">en cada notificación, o</w:t>
+      </w:r>
+      <w:r>
+        <w:t xml:space="preserve"> </w:t>
+      </w:r>
+      <w:r>
+        <w:rPr>
+          <w:b/>
+          <w:bCs/>
+        </w:rPr>
+        <w:t xml:space="preserve">Marcar todo como leído</w:t>
+      </w:r>
+      <w:r>
+        <w:t xml:space="preserve">.</w:t>
+      </w:r>
+    </w:p>
+    <w:p>
+      <w:pPr>
+        <w:pStyle w:val="Compact"/>
+        <w:numPr>
+          <w:ilvl w:val="0"/>
+          <w:numId w:val="1028"/>
+        </w:numPr>
+      </w:pPr>
+      <w:r>
+        <w:t xml:space="preserve">Para eliminar una notificación, usar la opción de eliminar y confirmar "¿Eliminar esta notificación?".</w:t>
+      </w:r>
+    </w:p>
+    <w:p>
+      <w:pPr>
+        <w:pStyle w:val="FirstParagraph"/>
+      </w:pPr>
+      <w:r>
+        <w:rPr>
+          <w:b/>
+          <w:bCs/>
+        </w:rPr>
+        <w:t xml:space="preserve">Resultado esperado:</w:t>
+      </w:r>
+      <w:r>
+        <w:t xml:space="preserve"> </w:t>
+      </w:r>
+      <w:r>
+        <w:t xml:space="preserve">El cliente se mantiene informado sin tener que revisar cada módulo constantemente.</w:t>
+      </w:r>
+    </w:p>
+    <w:p>
+      <w:pPr>
+        <w:pStyle w:val="BodyText"/>
+      </w:pPr>
+      <w:r>
+        <w:rPr>
+          <w:b/>
+          <w:bCs/>
+        </w:rPr>
+        <w:t xml:space="preserve">Observaciones o restricciones:</w:t>
+      </w:r>
+      <w:r>
+        <w:t xml:space="preserve"> </w:t>
+      </w:r>
+      <w:r>
+        <w:t xml:space="preserve">El sistema envía recordatorios 24 horas y 1 hora antes de cada reserva. Los avisos que cambian algo para el cliente también llegan por correo: bienvenida, reserva creada, confirmada o cancelada y recordatorios, pago confirmado, rechazado o reembolsado, cupón canjeado o desbloqueado, e informe de inspección. El avance del servicio (operario asignado, iniciado y completado) y los puntos ganados llegan solo a la bandeja y como notificación push. El código de recuperación de la contraseña siempre llega por correo. Los interruptores de</w:t>
+      </w:r>
+      <w:r>
+        <w:t xml:space="preserve"> </w:t>
+      </w:r>
+      <w:r>
+        <w:rPr>
+          <w:b/>
+          <w:bCs/>
+        </w:rPr>
+        <w:t xml:space="preserve">Configuración &gt; Notificaciones</w:t>
+      </w:r>
+      <w:r>
+        <w:t xml:space="preserve"> </w:t>
+      </w:r>
+      <w:r>
+        <w:t xml:space="preserve">deciden solo los canales externos; la bandeja siempre recibe todos los avisos. Una notificación eliminada no se puede recuperar.</w:t>
+      </w:r>
+    </w:p>
+    <w:p>
+      <w:pPr>
+        <w:pStyle w:val="BodyText"/>
+      </w:pPr>
+      <w:r>
+        <w:rPr>
+          <w:b/>
+          <w:bCs/>
+        </w:rPr>
+        <w:t xml:space="preserve">Figura 23</w:t>
+      </w:r>
+    </w:p>
+    <w:p>
+      <w:pPr>
+        <w:pStyle w:val="BodyText"/>
+      </w:pPr>
+      <w:r>
+        <w:rPr>
+          <w:i/>
+          <w:iCs/>
+        </w:rPr>
+        <w:t xml:space="preserve">Centro de Notificaciones del Cliente</w:t>
+      </w:r>
+    </w:p>
+    <w:p>
+      <w:pPr>
+        <w:pStyle w:val="BodyText"/>
+      </w:pPr>
+      <w:r>
+        <w:drawing>
+          <wp:inline>
+            <wp:extent cx="5334000" cy="3201961"/>
+            <wp:effectExtent b="0" l="0" r="0" t="0"/>
+            <wp:docPr descr="Centro de Notificaciones del Cliente" title="" id="102" name="Picture"/>
+            <a:graphic>
+              <a:graphicData uri="http://schemas.openxmlformats.org/drawingml/2006/picture">
+                <pic:pic>
+                  <pic:nvPicPr>
+                    <pic:cNvPr descr="capturas/cliente-22-centro-de-notificaciones-del-cliente.jpg" id="103" name="Picture"/>
+                    <pic:cNvPicPr>
+                      <a:picLocks noChangeArrowheads="1" noChangeAspect="1"/>
+                    </pic:cNvPicPr>
+                  </pic:nvPicPr>
+                  <pic:blipFill>
+                    <a:blip r:embed="rId101"/>
+                    <a:stretch>
+                      <a:fillRect/>
+                    </a:stretch>
+                  </pic:blipFill>
+                  <pic:spPr bwMode="auto">
+                    <a:xfrm>
+                      <a:off x="0" y="0"/>
+                      <a:ext cx="5334000" cy="3201961"/>
+                    </a:xfrm>
+                    <a:prstGeom prst="rect">
+                      <a:avLst/>
+                    </a:prstGeom>
+                    <a:noFill/>
+                    <a:ln w="9525">
+                      <a:noFill/>
+                      <a:headEnd/>
+                      <a:tailEnd/>
+                    </a:ln>
+                  </pic:spPr>
+                </pic:pic>
+              </a:graphicData>
+            </a:graphic>
+          </wp:inline>
+        </w:drawing>
+      </w:r>
+    </w:p>
+    <w:bookmarkEnd w:id="104"/>
+    <w:bookmarkStart w:id="105" w:name="X115d2fdb3d36a6d26bcca9edf0d3b607c1c91b5"/>
     <w:p>
       <w:pPr>
         <w:pStyle w:val="Heading3"/>
@@ -10446,8 +10613,8 @@
         <w:t xml:space="preserve">El informe solo existe en los servicios de tres horas o más y solo si el lavadero decide elaborarlo y publicarlo. Si el enlace no es válido o el informe todavía no se publicó, la página muestra "Este reporte no está disponible: El enlace no es válido o el reporte todavía no se ha publicado. Comunícate con el lavadero si crees que es un error." Las fotos y notas las registra el lavadero; el cliente no puede modificarlas. Para cualquier inconformidad, el cliente debe comunicarse con el lavadero (Términos y Condiciones, apartado 8).</w:t>
       </w:r>
     </w:p>
-    <w:bookmarkEnd w:id="102"/>
-    <w:bookmarkStart w:id="106" w:name="X5d698a281c391407290d9a01da09aa4809f0930"/>
+    <w:bookmarkEnd w:id="105"/>
+    <w:bookmarkStart w:id="109" w:name="X5d698a281c391407290d9a01da09aa4809f0930"/>
     <w:p>
       <w:pPr>
         <w:pStyle w:val="Heading3"/>
@@ -10839,7 +11006,7 @@
           <w:b/>
           <w:bCs/>
         </w:rPr>
-        <w:t xml:space="preserve">Figura 23</w:t>
+        <w:t xml:space="preserve">Figura 24</w:t>
       </w:r>
     </w:p>
     <w:p>
@@ -10863,18 +11030,18 @@
           <wp:inline>
             <wp:extent cx="5334000" cy="3397203"/>
             <wp:effectExtent b="0" l="0" r="0" t="0"/>
-            <wp:docPr descr="Perfil del Cliente" title="" id="104" name="Picture"/>
+            <wp:docPr descr="Perfil del Cliente" title="" id="107" name="Picture"/>
             <a:graphic>
               <a:graphicData uri="http://schemas.openxmlformats.org/drawingml/2006/picture">
                 <pic:pic>
                   <pic:nvPicPr>
-                    <pic:cNvPr descr="capturas/cliente-23-perfil-del-cliente.jpg" id="105" name="Picture"/>
+                    <pic:cNvPr descr="capturas/cliente-23-perfil-del-cliente.jpg" id="108" name="Picture"/>
                     <pic:cNvPicPr>
                       <a:picLocks noChangeArrowheads="1" noChangeAspect="1"/>
                     </pic:cNvPicPr>
                   </pic:nvPicPr>
                   <pic:blipFill>
-                    <a:blip r:embed="rId103"/>
+                    <a:blip r:embed="rId106"/>
                     <a:stretch>
                       <a:fillRect/>
                     </a:stretch>
@@ -10901,8 +11068,8 @@
         </w:drawing>
       </w:r>
     </w:p>
-    <w:bookmarkEnd w:id="106"/>
-    <w:bookmarkStart w:id="110" w:name="Xa07065a714fcac92913ee2025889c7889ca2e6c"/>
+    <w:bookmarkEnd w:id="109"/>
+    <w:bookmarkStart w:id="113" w:name="Xa07065a714fcac92913ee2025889c7889ca2e6c"/>
     <w:p>
       <w:pPr>
         <w:pStyle w:val="Heading3"/>
@@ -11389,7 +11556,7 @@
           <w:b/>
           <w:bCs/>
         </w:rPr>
-        <w:t xml:space="preserve">Figura 24</w:t>
+        <w:t xml:space="preserve">Figura 25</w:t>
       </w:r>
     </w:p>
     <w:p>
@@ -11413,18 +11580,18 @@
           <wp:inline>
             <wp:extent cx="5334000" cy="3201961"/>
             <wp:effectExtent b="0" l="0" r="0" t="0"/>
-            <wp:docPr descr="Pantalla de Configuración del Cliente" title="" id="108" name="Picture"/>
+            <wp:docPr descr="Pantalla de Configuración del Cliente" title="" id="111" name="Picture"/>
             <a:graphic>
               <a:graphicData uri="http://schemas.openxmlformats.org/drawingml/2006/picture">
                 <pic:pic>
                   <pic:nvPicPr>
-                    <pic:cNvPr descr="capturas/cliente-24-pantalla-de-configuracion-del-cliente.jpg" id="109" name="Picture"/>
+                    <pic:cNvPr descr="capturas/cliente-24-pantalla-de-configuracion-del-cliente.jpg" id="112" name="Picture"/>
                     <pic:cNvPicPr>
                       <a:picLocks noChangeArrowheads="1" noChangeAspect="1"/>
                     </pic:cNvPicPr>
                   </pic:nvPicPr>
                   <pic:blipFill>
-                    <a:blip r:embed="rId107"/>
+                    <a:blip r:embed="rId110"/>
                     <a:stretch>
                       <a:fillRect/>
                     </a:stretch>
@@ -11451,8 +11618,8 @@
         </w:drawing>
       </w:r>
     </w:p>
-    <w:bookmarkEnd w:id="110"/>
-    <w:bookmarkStart w:id="111" w:name="X729abd2d3749047bfed47fbe56aab03f273d7c7"/>
+    <w:bookmarkEnd w:id="113"/>
+    <w:bookmarkStart w:id="114" w:name="X729abd2d3749047bfed47fbe56aab03f273d7c7"/>
     <w:p>
       <w:pPr>
         <w:pStyle w:val="Heading3"/>
@@ -12530,9 +12697,9 @@
         <w:t xml:space="preserve">.</w:t>
       </w:r>
     </w:p>
-    <w:bookmarkEnd w:id="111"/>
-    <w:bookmarkEnd w:id="112"/>
-    <w:bookmarkStart w:id="113" w:name="Xe02744609be255628192e15ab4fb07286997a0c"/>
+    <w:bookmarkEnd w:id="114"/>
+    <w:bookmarkEnd w:id="115"/>
+    <w:bookmarkStart w:id="116" w:name="Xe02744609be255628192e15ab4fb07286997a0c"/>
     <w:p>
       <w:pPr>
         <w:pStyle w:val="Heading2"/>
@@ -14687,8 +14854,8 @@
         <w:t xml:space="preserve">Textos tomados del archivo de traducción al español de la aplicación web.</w:t>
       </w:r>
     </w:p>
-    <w:bookmarkEnd w:id="113"/>
-    <w:bookmarkStart w:id="117" w:name="X7de3eb91dddeced9dd413d9b1470af8e02485bb"/>
+    <w:bookmarkEnd w:id="116"/>
+    <w:bookmarkStart w:id="120" w:name="X7de3eb91dddeced9dd413d9b1470af8e02485bb"/>
     <w:p>
       <w:pPr>
         <w:pStyle w:val="Heading2"/>
@@ -14828,7 +14995,7 @@
           <w:b/>
           <w:bCs/>
         </w:rPr>
-        <w:t xml:space="preserve">Figura 25</w:t>
+        <w:t xml:space="preserve">Figura 26</w:t>
       </w:r>
     </w:p>
     <w:p>
@@ -14852,18 +15019,18 @@
           <wp:inline>
             <wp:extent cx="5334000" cy="3201961"/>
             <wp:effectExtent b="0" l="0" r="0" t="0"/>
-            <wp:docPr descr="Confirmación del Cierre de Sesión" title="" id="115" name="Picture"/>
+            <wp:docPr descr="Confirmación del Cierre de Sesión" title="" id="118" name="Picture"/>
             <a:graphic>
               <a:graphicData uri="http://schemas.openxmlformats.org/drawingml/2006/picture">
                 <pic:pic>
                   <pic:nvPicPr>
-                    <pic:cNvPr descr="capturas/cliente-25-confirmacion-del-cierre-de-sesion.jpg" id="116" name="Picture"/>
+                    <pic:cNvPr descr="capturas/cliente-25-confirmacion-del-cierre-de-sesion.jpg" id="119" name="Picture"/>
                     <pic:cNvPicPr>
                       <a:picLocks noChangeArrowheads="1" noChangeAspect="1"/>
                     </pic:cNvPicPr>
                   </pic:nvPicPr>
                   <pic:blipFill>
-                    <a:blip r:embed="rId114"/>
+                    <a:blip r:embed="rId117"/>
                     <a:stretch>
                       <a:fillRect/>
                     </a:stretch>
@@ -14890,8 +15057,8 @@
         </w:drawing>
       </w:r>
     </w:p>
-    <w:bookmarkEnd w:id="117"/>
-    <w:bookmarkStart w:id="137" w:name="Xf910ca678986d15045638a6d2c742a7d5deabf2"/>
+    <w:bookmarkEnd w:id="120"/>
+    <w:bookmarkStart w:id="140" w:name="Xf910ca678986d15045638a6d2c742a7d5deabf2"/>
     <w:p>
       <w:pPr>
         <w:pStyle w:val="Heading2"/>
@@ -14900,7 +15067,7 @@
         <w:t xml:space="preserve">13. Preguntas Frecuentes</w:t>
       </w:r>
     </w:p>
-    <w:bookmarkStart w:id="118" w:name="qué-hago-si-olvidé-mi-contraseña"/>
+    <w:bookmarkStart w:id="121" w:name="qué-hago-si-olvidé-mi-contraseña"/>
     <w:p>
       <w:pPr>
         <w:pStyle w:val="Heading5"/>
@@ -14917,8 +15084,8 @@
         <w:t xml:space="preserve">En la pantalla de inicio de sesión, hacer clic en "¿Olvidaste tu contraseña?" y seguir los tres pasos de la sección 8.3. El código llega al correo registrado y es válido durante 15 minutos.</w:t>
       </w:r>
     </w:p>
-    <w:bookmarkEnd w:id="118"/>
-    <w:bookmarkStart w:id="119" w:name="X48af4761c5b7d306c94ebc69d0d695b043c757b"/>
+    <w:bookmarkEnd w:id="121"/>
+    <w:bookmarkStart w:id="122" w:name="X48af4761c5b7d306c94ebc69d0d695b043c757b"/>
     <w:p>
       <w:pPr>
         <w:pStyle w:val="Heading5"/>
@@ -14935,8 +15102,8 @@
         <w:t xml:space="preserve">El registro solo acepta correos terminados en @gmail.com, y cada correo y cada número de documento pueden tener una sola cuenta. Además, se deben aceptar los dos documentos legales.</w:t>
       </w:r>
     </w:p>
-    <w:bookmarkEnd w:id="119"/>
-    <w:bookmarkStart w:id="120" w:name="Xa3d15acaaa209599b73cfaed3c0454ea92d0103"/>
+    <w:bookmarkEnd w:id="122"/>
+    <w:bookmarkStart w:id="123" w:name="Xa3d15acaaa209599b73cfaed3c0454ea92d0103"/>
     <w:p>
       <w:pPr>
         <w:pStyle w:val="Heading5"/>
@@ -14969,8 +15136,8 @@
         <w:t xml:space="preserve">para crear una contraseña nueva y entrar de inmediato.</w:t>
       </w:r>
     </w:p>
-    <w:bookmarkEnd w:id="120"/>
-    <w:bookmarkStart w:id="121" w:name="cómo-sé-si-mi-reserva-quedó-confirmada"/>
+    <w:bookmarkEnd w:id="123"/>
+    <w:bookmarkStart w:id="124" w:name="cómo-sé-si-mi-reserva-quedó-confirmada"/>
     <w:p>
       <w:pPr>
         <w:pStyle w:val="Heading5"/>
@@ -14987,8 +15154,8 @@
         <w:t xml:space="preserve">Cuando la hora está libre, la reserva se confirma de inmediato: la reserva aparece en el panel y en el Historial con el estado Confirmada y llega la confirmación por correo. Con pago digital, el sistema lo lleva a la pantalla de pago; con efectivo, muestra "¡Reserva creada!".</w:t>
       </w:r>
     </w:p>
-    <w:bookmarkEnd w:id="121"/>
-    <w:bookmarkStart w:id="122" w:name="X3d958e501f84cf84039b554d078d03f4aa557ed"/>
+    <w:bookmarkEnd w:id="124"/>
+    <w:bookmarkStart w:id="125" w:name="X3d958e501f84cf84039b554d078d03f4aa557ed"/>
     <w:p>
       <w:pPr>
         <w:pStyle w:val="Heading5"/>
@@ -15002,11 +15169,11 @@
         <w:pStyle w:val="FirstParagraph"/>
       </w:pPr>
       <w:r>
-        <w:t xml:space="preserve">La pantalla solo ofrece horas libres. Si otra persona toma la hora mientras usted reserva, el sistema sugiere las horas libres más cercanas del mismo día; elija una y confirme.</w:t>
-      </w:r>
-    </w:p>
-    <w:bookmarkEnd w:id="122"/>
-    <w:bookmarkStart w:id="123" w:name="puedo-elegir-quién-lava-mi-vehículo"/>
+        <w:t xml:space="preserve">La pantalla solo ofrece horas libres. Si otra persona toma la hora mientras usted reserva, el sistema sugiere las horas libres más cercanas del mismo día que su vehículo puede tomar (no las que se cruzan con otra reserva suya); elija una y confirme.</w:t>
+      </w:r>
+    </w:p>
+    <w:bookmarkEnd w:id="125"/>
+    <w:bookmarkStart w:id="126" w:name="puedo-elegir-quién-lava-mi-vehículo"/>
     <w:p>
       <w:pPr>
         <w:pStyle w:val="Heading5"/>
@@ -15039,8 +15206,8 @@
         <w:t xml:space="preserve">aparecen los operarios libres a esa hora. Si no elige ninguno, el sistema asigna uno libre automáticamente. Puede ver el operario asignado en el panel y recibe una notificación cuando se asigna o cambia.</w:t>
       </w:r>
     </w:p>
-    <w:bookmarkEnd w:id="123"/>
-    <w:bookmarkStart w:id="124" w:name="cómo-cambio-la-fecha-de-una-reserva"/>
+    <w:bookmarkEnd w:id="126"/>
+    <w:bookmarkStart w:id="127" w:name="cómo-cambio-la-fecha-de-una-reserva"/>
     <w:p>
       <w:pPr>
         <w:pStyle w:val="Heading5"/>
@@ -15057,8 +15224,8 @@
         <w:t xml:space="preserve">El sistema no permite que el cliente cambie la fecha ni la hora. Cancele la reserva antes de su hora de inicio y reserve de nuevo, o contacte al lavadero para que el administrador la reprograme.</w:t>
       </w:r>
     </w:p>
-    <w:bookmarkEnd w:id="124"/>
-    <w:bookmarkStart w:id="125" w:name="qué-pasa-si-no-llego-a-mi-reserva"/>
+    <w:bookmarkEnd w:id="127"/>
+    <w:bookmarkStart w:id="128" w:name="qué-pasa-si-no-llego-a-mi-reserva"/>
     <w:p>
       <w:pPr>
         <w:pStyle w:val="Heading5"/>
@@ -15075,8 +15242,8 @@
         <w:t xml:space="preserve">El lavadero registra la reserva como No asistió. Si la reserva no tenía operario asignado, el sistema la marca así una hora después de la hora de fin. Si ya había pagado, contacte al lavadero: el reembolso lo decide el administrador.</w:t>
       </w:r>
     </w:p>
-    <w:bookmarkEnd w:id="125"/>
-    <w:bookmarkStart w:id="126" w:name="cómo-pago-mi-servicio"/>
+    <w:bookmarkEnd w:id="128"/>
+    <w:bookmarkStart w:id="129" w:name="cómo-pago-mi-servicio"/>
     <w:p>
       <w:pPr>
         <w:pStyle w:val="Heading5"/>
@@ -15138,8 +15305,8 @@
         <w:t xml:space="preserve">(si el lavadero lo tiene activo), pague al llegar.</w:t>
       </w:r>
     </w:p>
-    <w:bookmarkEnd w:id="126"/>
-    <w:bookmarkStart w:id="127" w:name="por-qué-se-canceló-sola-mi-reserva"/>
+    <w:bookmarkEnd w:id="129"/>
+    <w:bookmarkStart w:id="130" w:name="por-qué-se-canceló-sola-mi-reserva"/>
     <w:p>
       <w:pPr>
         <w:pStyle w:val="Heading5"/>
@@ -15185,8 +15352,8 @@
         <w:t xml:space="preserve">si no tiene otra reserva activa en efectivo.</w:t>
       </w:r>
     </w:p>
-    <w:bookmarkEnd w:id="127"/>
-    <w:bookmarkStart w:id="128" w:name="X657cc013b7a9b3d3d26174a10c6590cd9e55438"/>
+    <w:bookmarkEnd w:id="130"/>
+    <w:bookmarkStart w:id="131" w:name="X657cc013b7a9b3d3d26174a10c6590cd9e55438"/>
     <w:p>
       <w:pPr>
         <w:pStyle w:val="Heading5"/>
@@ -15203,8 +15370,8 @@
         <w:t xml:space="preserve">Porque el lavadero no tiene activa la cuenta de efectivo o porque usted ya tiene una reserva activa en efectivo: solo se permite una a la vez.</w:t>
       </w:r>
     </w:p>
-    <w:bookmarkEnd w:id="128"/>
-    <w:bookmarkStart w:id="129" w:name="Xa400369ccdedad642878da0d2855923d027f5d9"/>
+    <w:bookmarkEnd w:id="131"/>
+    <w:bookmarkStart w:id="132" w:name="Xa400369ccdedad642878da0d2855923d027f5d9"/>
     <w:p>
       <w:pPr>
         <w:pStyle w:val="Heading5"/>
@@ -15221,8 +15388,8 @@
         <w:t xml:space="preserve">No. El sistema no solicita ni guarda datos de tarjetas.</w:t>
       </w:r>
     </w:p>
-    <w:bookmarkEnd w:id="129"/>
-    <w:bookmarkStart w:id="130" w:name="por-qué-mi-pago-aparece-en-revisión"/>
+    <w:bookmarkEnd w:id="132"/>
+    <w:bookmarkStart w:id="133" w:name="por-qué-mi-pago-aparece-en-revisión"/>
     <w:p>
       <w:pPr>
         <w:pStyle w:val="Heading5"/>
@@ -15239,8 +15406,8 @@
         <w:t xml:space="preserve">Porque un administrador debe verificar que el dinero llegó a la cuenta del lavadero. Cuando lo apruebe o lo rechace, usted recibirá una notificación y un correo; también puede consultar el estado en el Historial.</w:t>
       </w:r>
     </w:p>
-    <w:bookmarkEnd w:id="130"/>
-    <w:bookmarkStart w:id="131" w:name="puedo-usar-un-código-de-promoción"/>
+    <w:bookmarkEnd w:id="133"/>
+    <w:bookmarkStart w:id="134" w:name="puedo-usar-un-código-de-promoción"/>
     <w:p>
       <w:pPr>
         <w:pStyle w:val="Heading5"/>
@@ -15257,8 +15424,8 @@
         <w:t xml:space="preserve">Sí. Cuando sus puntos desbloquean un cupón, usted recibe un aviso con su código. En Pagar servicio, escríbalo en Código del cupón y haga clic en Aplicar antes de confirmar el pago. Solo se acepta un cupón por reserva.</w:t>
       </w:r>
     </w:p>
-    <w:bookmarkEnd w:id="131"/>
-    <w:bookmarkStart w:id="132" w:name="cómo-gano-puntos-de-fidelización"/>
+    <w:bookmarkEnd w:id="134"/>
+    <w:bookmarkStart w:id="135" w:name="cómo-gano-puntos-de-fidelización"/>
     <w:p>
       <w:pPr>
         <w:pStyle w:val="Heading5"/>
@@ -15275,8 +15442,8 @@
         <w:t xml:space="preserve">Cada servicio suma los puntos que aparecen al reservar ("Suma N puntos"). Los puntos se acreditan cuando el administrador aprueba el pago de la reserva, y su progreso se ve en el panel. Los puntos no se gastan: desbloquean cupones.</w:t>
       </w:r>
     </w:p>
-    <w:bookmarkEnd w:id="132"/>
-    <w:bookmarkStart w:id="133" w:name="cómo-califico-un-servicio"/>
+    <w:bookmarkEnd w:id="135"/>
+    <w:bookmarkStart w:id="136" w:name="cómo-califico-un-servicio"/>
     <w:p>
       <w:pPr>
         <w:pStyle w:val="Heading5"/>
@@ -15293,8 +15460,8 @@
         <w:t xml:space="preserve">Cuando la reserva esté Completada, abra el Historial, haga clic en "Calificar Servicio", elija de una a cinco estrellas y, si lo desea, escriba un comentario. Cada reserva se puede calificar una sola vez.</w:t>
       </w:r>
     </w:p>
-    <w:bookmarkEnd w:id="133"/>
-    <w:bookmarkStart w:id="134" w:name="X8fd2bfe44103123dbf697ef8be6c5991bf80ed5"/>
+    <w:bookmarkEnd w:id="136"/>
+    <w:bookmarkStart w:id="137" w:name="X8fd2bfe44103123dbf697ef8be6c5991bf80ed5"/>
     <w:p>
       <w:pPr>
         <w:pStyle w:val="Heading5"/>
@@ -15311,8 +15478,8 @@
         <w:t xml:space="preserve">Es el informe de inspección: el lavadero registra, por fases y con fotos, el estado de su vehículo al recibirlo y al entregarlo. Se abre con el enlace del aviso, sin iniciar sesión (sección 10.8).</w:t>
       </w:r>
     </w:p>
-    <w:bookmarkEnd w:id="134"/>
-    <w:bookmarkStart w:id="135" w:name="puedo-cambiar-el-idioma-o-los-colores"/>
+    <w:bookmarkEnd w:id="137"/>
+    <w:bookmarkStart w:id="138" w:name="puedo-cambiar-el-idioma-o-los-colores"/>
     <w:p>
       <w:pPr>
         <w:pStyle w:val="Heading5"/>
@@ -15329,8 +15496,8 @@
         <w:t xml:space="preserve">Sí. En Configuración puede elegir español, inglés, francés o portugués y uno de cuatro temas de color; la elección se guarda en su cuenta.</w:t>
       </w:r>
     </w:p>
-    <w:bookmarkEnd w:id="135"/>
-    <w:bookmarkStart w:id="136" w:name="puedo-eliminar-o-desactivar-mi-cuenta"/>
+    <w:bookmarkEnd w:id="138"/>
+    <w:bookmarkStart w:id="139" w:name="puedo-eliminar-o-desactivar-mi-cuenta"/>
     <w:p>
       <w:pPr>
         <w:pStyle w:val="Heading5"/>
@@ -15363,9 +15530,9 @@
         <w:t xml:space="preserve">desactiva la cuenta, no la borra: no podrá ingresar, pero su historial se conserva. Para reactivarla, contacte al administrador.</w:t>
       </w:r>
     </w:p>
-    <w:bookmarkEnd w:id="136"/>
-    <w:bookmarkEnd w:id="137"/>
-    <w:bookmarkStart w:id="138" w:name="X0da19bed606ac5b85df44bb666d43cc5fe8dad2"/>
+    <w:bookmarkEnd w:id="139"/>
+    <w:bookmarkEnd w:id="140"/>
+    <w:bookmarkStart w:id="141" w:name="X0da19bed606ac5b85df44bb666d43cc5fe8dad2"/>
     <w:p>
       <w:pPr>
         <w:pStyle w:val="Heading2"/>
@@ -15910,8 +16077,8 @@
         <w:t xml:space="preserve">Basado en el glosario de la documentación del proyecto.</w:t>
       </w:r>
     </w:p>
-    <w:bookmarkEnd w:id="138"/>
-    <w:bookmarkStart w:id="143" w:name="referencias"/>
+    <w:bookmarkEnd w:id="141"/>
+    <w:bookmarkStart w:id="146" w:name="referencias"/>
     <w:p>
       <w:pPr>
         <w:pStyle w:val="Heading2"/>
@@ -15943,7 +16110,7 @@
       <w:r>
         <w:t xml:space="preserve"> </w:t>
       </w:r>
-      <w:hyperlink r:id="rId139">
+      <w:hyperlink r:id="rId142">
         <w:r>
           <w:rPr>
             <w:rStyle w:val="Hyperlink"/>
@@ -15978,7 +16145,7 @@
       <w:r>
         <w:t xml:space="preserve"> </w:t>
       </w:r>
-      <w:hyperlink r:id="rId140">
+      <w:hyperlink r:id="rId143">
         <w:r>
           <w:rPr>
             <w:rStyle w:val="Hyperlink"/>
@@ -16013,7 +16180,7 @@
       <w:r>
         <w:t xml:space="preserve"> </w:t>
       </w:r>
-      <w:hyperlink r:id="rId141">
+      <w:hyperlink r:id="rId144">
         <w:r>
           <w:rPr>
             <w:rStyle w:val="Hyperlink"/>
@@ -16048,7 +16215,7 @@
       <w:r>
         <w:t xml:space="preserve"> </w:t>
       </w:r>
-      <w:hyperlink r:id="rId142">
+      <w:hyperlink r:id="rId145">
         <w:r>
           <w:rPr>
             <w:rStyle w:val="Hyperlink"/>
@@ -16081,8 +16248,8 @@
         <w:t xml:space="preserve">[Material de formación no publicado]. Programa Tecnólogo en Análisis y Desarrollo de Software.</w:t>
       </w:r>
     </w:p>
-    <w:bookmarkEnd w:id="143"/>
-    <w:bookmarkStart w:id="146" w:name="X255ced412c2df704acebb526f0726616a787b49"/>
+    <w:bookmarkEnd w:id="146"/>
+    <w:bookmarkStart w:id="149" w:name="X255ced412c2df704acebb526f0726616a787b49"/>
     <w:p>
       <w:pPr>
         <w:pStyle w:val="Heading2"/>
@@ -16091,7 +16258,7 @@
         <w:t xml:space="preserve">15. Anexos</w:t>
       </w:r>
     </w:p>
-    <w:bookmarkStart w:id="144" w:name="anexo-a-origen-de-las-capturas"/>
+    <w:bookmarkStart w:id="147" w:name="anexo-a-origen-de-las-capturas"/>
     <w:p>
       <w:pPr>
         <w:pStyle w:val="Heading3"/>
@@ -16131,7 +16298,7 @@
         <w:t xml:space="preserve">develop</w:t>
       </w:r>
       <w:r>
-        <w:t xml:space="preserve">. Las Figuras 13 a 15 y 17 a 20 se tomaron el 26 de octubre de 2026 para mostrar el pago al reservar, con una cuenta de cliente y un código QR de prueba; las demás, el 19 de octubre de 2026, y corresponden a pantallas que no cambiaron desde entonces. Se usaron cuentas, vehículos, reservas y pagos de prueba creados solo para las capturas, por lo que no aparecen correos, documentos, teléfonos, placas ni cuentas bancarias reales. Si una pantalla cambia en una versión futura, la captura correspondiente se debe tomar de nuevo con el mismo nombre de archivo de la carpeta</w:t>
+        <w:t xml:space="preserve">. Las Figuras 13 a 15 y 18 a 21 se tomaron el 26 de octubre de 2026 para mostrar el pago al reservar, con una cuenta de cliente y un código QR de prueba, y la Figura 16 el 27 de octubre de 2026, con reservas de prueba que ocupaban las bahías a esa hora; las demás, el 19 de octubre de 2026, y corresponden a pantallas que no cambiaron desde entonces. Se usaron cuentas, vehículos, reservas y pagos de prueba creados solo para las capturas, por lo que no aparecen correos, documentos, teléfonos, placas ni cuentas bancarias reales. Si una pantalla cambia en una versión futura, la captura correspondiente se debe tomar de nuevo con el mismo nombre de archivo de la carpeta</w:t>
       </w:r>
       <w:r>
         <w:t xml:space="preserve"> </w:t>
@@ -16147,8 +16314,8 @@
         <w:t xml:space="preserve">.</w:t>
       </w:r>
     </w:p>
-    <w:bookmarkEnd w:id="144"/>
-    <w:bookmarkStart w:id="145" w:name="X34afeeb88a72e7f3d88bff03b64d75d94b908ab"/>
+    <w:bookmarkEnd w:id="147"/>
+    <w:bookmarkStart w:id="148" w:name="X34afeeb88a72e7f3d88bff03b64d75d94b908ab"/>
     <w:p>
       <w:pPr>
         <w:pStyle w:val="Heading3"/>
@@ -16490,9 +16657,9 @@
         <w:t xml:space="preserve">Adaptado de la lista de verificación de la guía para elaborar manuales de software (SENA, 2026).</w:t>
       </w:r>
     </w:p>
-    <w:bookmarkEnd w:id="145"/>
-    <w:bookmarkEnd w:id="146"/>
-    <w:bookmarkEnd w:id="147"/>
+    <w:bookmarkEnd w:id="148"/>
+    <w:bookmarkEnd w:id="149"/>
+    <w:bookmarkEnd w:id="150"/>
     <w:sectPr>
       <w:footnotePr>
         <w:numRestart w:val="eachSect"/>

--- a/09_MANUALES/ES/WORD/09_Manual_De_Usuario_Cliente.docx
+++ b/09_MANUALES/ES/WORD/09_Manual_De_Usuario_Cliente.docx
@@ -2,7 +2,7 @@
 <file path=word/document.xml><?xml version="1.0" encoding="utf-8"?>
 <w:document xmlns:w="http://schemas.openxmlformats.org/wordprocessingml/2006/main" xmlns:m="http://schemas.openxmlformats.org/officeDocument/2006/math" xmlns:r="http://schemas.openxmlformats.org/officeDocument/2006/relationships" xmlns:o="urn:schemas-microsoft-com:office:office" xmlns:v="urn:schemas-microsoft-com:vml" xmlns:w10="urn:schemas-microsoft-com:office:word" xmlns:a="http://schemas.openxmlformats.org/drawingml/2006/main" xmlns:pic="http://schemas.openxmlformats.org/drawingml/2006/picture" xmlns:wp="http://schemas.openxmlformats.org/drawingml/2006/wordprocessingDrawing">
   <w:body>
-    <w:bookmarkStart w:id="150" w:name="manual-de-usuario-del-cliente"/>
+    <w:bookmarkStart w:id="171" w:name="manual-de-usuario-del-cliente"/>
     <w:p>
       <w:pPr>
         <w:pStyle w:val="Heading1"/>
@@ -72,7 +72,7 @@
         <w:pStyle w:val="BodyText"/>
       </w:pPr>
       <w:r>
-        <w:t xml:space="preserve">Tipo de manual: Manual de usuario del rol Cliente (aplicación web y aplicación móvil Android) · Versión 1.2</w:t>
+        <w:t xml:space="preserve">Tipo de manual: Manual de usuario del rol Cliente (aplicación web y aplicación móvil Android) · Versión 1.3</w:t>
       </w:r>
     </w:p>
     <w:bookmarkStart w:id="9" w:name="control-de-versiones"/>
@@ -347,6 +347,52 @@
           </w:p>
         </w:tc>
       </w:tr>
+      <w:tr>
+        <w:tc>
+          <w:tcPr/>
+          <w:p>
+            <w:pPr>
+              <w:pStyle w:val="Compact"/>
+            </w:pPr>
+            <w:r>
+              <w:t xml:space="preserve">1.3</w:t>
+            </w:r>
+          </w:p>
+        </w:tc>
+        <w:tc>
+          <w:tcPr/>
+          <w:p>
+            <w:pPr>
+              <w:pStyle w:val="Compact"/>
+            </w:pPr>
+            <w:r>
+              <w:t xml:space="preserve">2026-10-27</w:t>
+            </w:r>
+          </w:p>
+        </w:tc>
+        <w:tc>
+          <w:tcPr/>
+          <w:p>
+            <w:pPr>
+              <w:pStyle w:val="Compact"/>
+            </w:pPr>
+            <w:r>
+              <w:t xml:space="preserve">Capturas de la aplicación móvil (Figuras 26 a 32) en la sección 10.11; el cierre de sesión pasa a ser la Figura 33.</w:t>
+            </w:r>
+          </w:p>
+        </w:tc>
+        <w:tc>
+          <w:tcPr/>
+          <w:p>
+            <w:pPr>
+              <w:pStyle w:val="Compact"/>
+            </w:pPr>
+            <w:r>
+              <w:t xml:space="preserve">Equipo de desarrollo</w:t>
+            </w:r>
+          </w:p>
+        </w:tc>
+      </w:tr>
     </w:tbl>
     <w:p>
       <w:pPr>
@@ -1507,7 +1553,7 @@
         <w:pStyle w:val="FirstParagraph"/>
       </w:pPr>
       <w:r>
-        <w:t xml:space="preserve">Las figuras de este manual son capturas reales del sistema funcionando con cuentas y datos de prueba, ordenadas según el flujo de uso. Las pantallas de reserva, pago e historial (Figuras 13 a 15 y 18 a 21) se tomaron de nuevo el 26 de octubre de 2026 para mostrar el pago al reservar y la Figura 16, el 27 de octubre; las demás son del 19 de octubre de 2026 y no cambiaron desde entonces. Su origen se explica en el Anexo A.</w:t>
+        <w:t xml:space="preserve">Las figuras de este manual son capturas reales del sistema funcionando con cuentas y datos de prueba, ordenadas según el flujo de uso. Las pantallas de reserva, pago e historial (Figuras 13 a 15 y 18 a 21) se tomaron de nuevo el 26 de octubre de 2026 para mostrar el pago al reservar y la Figura 16, el 27 de octubre; las demás son del 19 de octubre de 2026 y no cambiaron desde entonces. Las Figuras 26 a 32 son de la aplicación móvil. Su origen se explica en el Anexo A.</w:t>
       </w:r>
     </w:p>
     <w:bookmarkEnd w:id="19"/>
@@ -4739,7 +4785,7 @@
       </w:r>
     </w:p>
     <w:bookmarkEnd w:id="55"/>
-    <w:bookmarkStart w:id="115" w:name="X7bfb664be97770bc22817b9b1b37a2083613bfc"/>
+    <w:bookmarkStart w:id="136" w:name="X7bfb664be97770bc22817b9b1b37a2083613bfc"/>
     <w:p>
       <w:pPr>
         <w:pStyle w:val="Heading2"/>
@@ -11619,7 +11665,7 @@
       </w:r>
     </w:p>
     <w:bookmarkEnd w:id="113"/>
-    <w:bookmarkStart w:id="114" w:name="X729abd2d3749047bfed47fbe56aab03f273d7c7"/>
+    <w:bookmarkStart w:id="135" w:name="X729abd2d3749047bfed47fbe56aab03f273d7c7"/>
     <w:p>
       <w:pPr>
         <w:pStyle w:val="Heading3"/>
@@ -12547,6 +12593,584 @@
           <w:b/>
           <w:bCs/>
         </w:rPr>
+        <w:t xml:space="preserve">Figura 26</w:t>
+      </w:r>
+    </w:p>
+    <w:p>
+      <w:pPr>
+        <w:pStyle w:val="BodyText"/>
+      </w:pPr>
+      <w:r>
+        <w:rPr>
+          <w:i/>
+          <w:iCs/>
+        </w:rPr>
+        <w:t xml:space="preserve">Ingreso a la Aplicación Móvil</w:t>
+      </w:r>
+    </w:p>
+    <w:p>
+      <w:pPr>
+        <w:pStyle w:val="BodyText"/>
+      </w:pPr>
+      <w:r>
+        <w:drawing>
+          <wp:inline>
+            <wp:extent cx="5334000" cy="11557904"/>
+            <wp:effectExtent b="0" l="0" r="0" t="0"/>
+            <wp:docPr descr="Ingreso a la Aplicación Móvil" title="" id="115" name="Picture"/>
+            <a:graphic>
+              <a:graphicData uri="http://schemas.openxmlformats.org/drawingml/2006/picture">
+                <pic:pic>
+                  <pic:nvPicPr>
+                    <pic:cNvPr descr="capturas/cliente-26-app-movil-ingreso.jpg" id="116" name="Picture"/>
+                    <pic:cNvPicPr>
+                      <a:picLocks noChangeArrowheads="1" noChangeAspect="1"/>
+                    </pic:cNvPicPr>
+                  </pic:nvPicPr>
+                  <pic:blipFill>
+                    <a:blip r:embed="rId114"/>
+                    <a:stretch>
+                      <a:fillRect/>
+                    </a:stretch>
+                  </pic:blipFill>
+                  <pic:spPr bwMode="auto">
+                    <a:xfrm>
+                      <a:off x="0" y="0"/>
+                      <a:ext cx="5334000" cy="11557904"/>
+                    </a:xfrm>
+                    <a:prstGeom prst="rect">
+                      <a:avLst/>
+                    </a:prstGeom>
+                    <a:noFill/>
+                    <a:ln w="9525">
+                      <a:noFill/>
+                      <a:headEnd/>
+                      <a:tailEnd/>
+                    </a:ln>
+                  </pic:spPr>
+                </pic:pic>
+              </a:graphicData>
+            </a:graphic>
+          </wp:inline>
+        </w:drawing>
+      </w:r>
+    </w:p>
+    <w:p>
+      <w:pPr>
+        <w:pStyle w:val="BodyText"/>
+      </w:pPr>
+      <w:r>
+        <w:rPr>
+          <w:b/>
+          <w:bCs/>
+        </w:rPr>
+        <w:t xml:space="preserve">Figura 27</w:t>
+      </w:r>
+    </w:p>
+    <w:p>
+      <w:pPr>
+        <w:pStyle w:val="BodyText"/>
+      </w:pPr>
+      <w:r>
+        <w:rPr>
+          <w:i/>
+          <w:iCs/>
+        </w:rPr>
+        <w:t xml:space="preserve">Inicio del Cliente en la Aplicación Móvil</w:t>
+      </w:r>
+    </w:p>
+    <w:p>
+      <w:pPr>
+        <w:pStyle w:val="BodyText"/>
+      </w:pPr>
+      <w:r>
+        <w:drawing>
+          <wp:inline>
+            <wp:extent cx="5334000" cy="11557904"/>
+            <wp:effectExtent b="0" l="0" r="0" t="0"/>
+            <wp:docPr descr="Inicio del Cliente en la Aplicación Móvil" title="" id="118" name="Picture"/>
+            <a:graphic>
+              <a:graphicData uri="http://schemas.openxmlformats.org/drawingml/2006/picture">
+                <pic:pic>
+                  <pic:nvPicPr>
+                    <pic:cNvPr descr="capturas/cliente-27-app-movil-inicio.jpg" id="119" name="Picture"/>
+                    <pic:cNvPicPr>
+                      <a:picLocks noChangeArrowheads="1" noChangeAspect="1"/>
+                    </pic:cNvPicPr>
+                  </pic:nvPicPr>
+                  <pic:blipFill>
+                    <a:blip r:embed="rId117"/>
+                    <a:stretch>
+                      <a:fillRect/>
+                    </a:stretch>
+                  </pic:blipFill>
+                  <pic:spPr bwMode="auto">
+                    <a:xfrm>
+                      <a:off x="0" y="0"/>
+                      <a:ext cx="5334000" cy="11557904"/>
+                    </a:xfrm>
+                    <a:prstGeom prst="rect">
+                      <a:avLst/>
+                    </a:prstGeom>
+                    <a:noFill/>
+                    <a:ln w="9525">
+                      <a:noFill/>
+                      <a:headEnd/>
+                      <a:tailEnd/>
+                    </a:ln>
+                  </pic:spPr>
+                </pic:pic>
+              </a:graphicData>
+            </a:graphic>
+          </wp:inline>
+        </w:drawing>
+      </w:r>
+    </w:p>
+    <w:p>
+      <w:pPr>
+        <w:pStyle w:val="BodyText"/>
+      </w:pPr>
+      <w:r>
+        <w:rPr>
+          <w:b/>
+          <w:bCs/>
+        </w:rPr>
+        <w:t xml:space="preserve">Figura 28</w:t>
+      </w:r>
+    </w:p>
+    <w:p>
+      <w:pPr>
+        <w:pStyle w:val="BodyText"/>
+      </w:pPr>
+      <w:r>
+        <w:rPr>
+          <w:i/>
+          <w:iCs/>
+        </w:rPr>
+        <w:t xml:space="preserve">Reservar en la Aplicación Móvil: Vehículo y Servicio</w:t>
+      </w:r>
+    </w:p>
+    <w:p>
+      <w:pPr>
+        <w:pStyle w:val="BodyText"/>
+      </w:pPr>
+      <w:r>
+        <w:drawing>
+          <wp:inline>
+            <wp:extent cx="5334000" cy="11557904"/>
+            <wp:effectExtent b="0" l="0" r="0" t="0"/>
+            <wp:docPr descr="Reservar en la Aplicación Móvil: Vehículo y Servicio" title="" id="121" name="Picture"/>
+            <a:graphic>
+              <a:graphicData uri="http://schemas.openxmlformats.org/drawingml/2006/picture">
+                <pic:pic>
+                  <pic:nvPicPr>
+                    <pic:cNvPr descr="capturas/cliente-28-app-movil-reservar-vehiculo-y-servicio.jpg" id="122" name="Picture"/>
+                    <pic:cNvPicPr>
+                      <a:picLocks noChangeArrowheads="1" noChangeAspect="1"/>
+                    </pic:cNvPicPr>
+                  </pic:nvPicPr>
+                  <pic:blipFill>
+                    <a:blip r:embed="rId120"/>
+                    <a:stretch>
+                      <a:fillRect/>
+                    </a:stretch>
+                  </pic:blipFill>
+                  <pic:spPr bwMode="auto">
+                    <a:xfrm>
+                      <a:off x="0" y="0"/>
+                      <a:ext cx="5334000" cy="11557904"/>
+                    </a:xfrm>
+                    <a:prstGeom prst="rect">
+                      <a:avLst/>
+                    </a:prstGeom>
+                    <a:noFill/>
+                    <a:ln w="9525">
+                      <a:noFill/>
+                      <a:headEnd/>
+                      <a:tailEnd/>
+                    </a:ln>
+                  </pic:spPr>
+                </pic:pic>
+              </a:graphicData>
+            </a:graphic>
+          </wp:inline>
+        </w:drawing>
+      </w:r>
+    </w:p>
+    <w:p>
+      <w:pPr>
+        <w:pStyle w:val="BodyText"/>
+      </w:pPr>
+      <w:r>
+        <w:rPr>
+          <w:b/>
+          <w:bCs/>
+        </w:rPr>
+        <w:t xml:space="preserve">Figura 29</w:t>
+      </w:r>
+    </w:p>
+    <w:p>
+      <w:pPr>
+        <w:pStyle w:val="BodyText"/>
+      </w:pPr>
+      <w:r>
+        <w:rPr>
+          <w:i/>
+          <w:iCs/>
+        </w:rPr>
+        <w:t xml:space="preserve">Reservar en la Aplicación Móvil: Forma de Pago y Resumen</w:t>
+      </w:r>
+    </w:p>
+    <w:p>
+      <w:pPr>
+        <w:pStyle w:val="BodyText"/>
+      </w:pPr>
+      <w:r>
+        <w:drawing>
+          <wp:inline>
+            <wp:extent cx="5334000" cy="11557904"/>
+            <wp:effectExtent b="0" l="0" r="0" t="0"/>
+            <wp:docPr descr="Reservar en la Aplicación Móvil: Forma de Pago y Resumen" title="" id="124" name="Picture"/>
+            <a:graphic>
+              <a:graphicData uri="http://schemas.openxmlformats.org/drawingml/2006/picture">
+                <pic:pic>
+                  <pic:nvPicPr>
+                    <pic:cNvPr descr="capturas/cliente-29-app-movil-reservar-hora-y-forma-de-pago.jpg" id="125" name="Picture"/>
+                    <pic:cNvPicPr>
+                      <a:picLocks noChangeArrowheads="1" noChangeAspect="1"/>
+                    </pic:cNvPicPr>
+                  </pic:nvPicPr>
+                  <pic:blipFill>
+                    <a:blip r:embed="rId123"/>
+                    <a:stretch>
+                      <a:fillRect/>
+                    </a:stretch>
+                  </pic:blipFill>
+                  <pic:spPr bwMode="auto">
+                    <a:xfrm>
+                      <a:off x="0" y="0"/>
+                      <a:ext cx="5334000" cy="11557904"/>
+                    </a:xfrm>
+                    <a:prstGeom prst="rect">
+                      <a:avLst/>
+                    </a:prstGeom>
+                    <a:noFill/>
+                    <a:ln w="9525">
+                      <a:noFill/>
+                      <a:headEnd/>
+                      <a:tailEnd/>
+                    </a:ln>
+                  </pic:spPr>
+                </pic:pic>
+              </a:graphicData>
+            </a:graphic>
+          </wp:inline>
+        </w:drawing>
+      </w:r>
+    </w:p>
+    <w:p>
+      <w:pPr>
+        <w:pStyle w:val="BodyText"/>
+      </w:pPr>
+      <w:r>
+        <w:rPr>
+          <w:i/>
+          <w:iCs/>
+        </w:rPr>
+        <w:t xml:space="preserve">Nota.</w:t>
+      </w:r>
+      <w:r>
+        <w:t xml:space="preserve"> </w:t>
+      </w:r>
+      <w:r>
+        <w:t xml:space="preserve">Pantalla desplazada hasta el paso 4, con</w:t>
+      </w:r>
+      <w:r>
+        <w:t xml:space="preserve"> </w:t>
+      </w:r>
+      <w:r>
+        <w:rPr>
+          <w:b/>
+          <w:bCs/>
+        </w:rPr>
+        <w:t xml:space="preserve">Pago digital ahora</w:t>
+      </w:r>
+      <w:r>
+        <w:t xml:space="preserve"> </w:t>
+      </w:r>
+      <w:r>
+        <w:t xml:space="preserve">elegido.</w:t>
+      </w:r>
+    </w:p>
+    <w:p>
+      <w:pPr>
+        <w:pStyle w:val="BodyText"/>
+      </w:pPr>
+      <w:r>
+        <w:rPr>
+          <w:b/>
+          <w:bCs/>
+        </w:rPr>
+        <w:t xml:space="preserve">Figura 30</w:t>
+      </w:r>
+    </w:p>
+    <w:p>
+      <w:pPr>
+        <w:pStyle w:val="BodyText"/>
+      </w:pPr>
+      <w:r>
+        <w:rPr>
+          <w:i/>
+          <w:iCs/>
+        </w:rPr>
+        <w:t xml:space="preserve">Pago con el Plazo en la Aplicación Móvil</w:t>
+      </w:r>
+    </w:p>
+    <w:p>
+      <w:pPr>
+        <w:pStyle w:val="BodyText"/>
+      </w:pPr>
+      <w:r>
+        <w:drawing>
+          <wp:inline>
+            <wp:extent cx="5334000" cy="11557904"/>
+            <wp:effectExtent b="0" l="0" r="0" t="0"/>
+            <wp:docPr descr="Pago con el Plazo en la Aplicación Móvil" title="" id="127" name="Picture"/>
+            <a:graphic>
+              <a:graphicData uri="http://schemas.openxmlformats.org/drawingml/2006/picture">
+                <pic:pic>
+                  <pic:nvPicPr>
+                    <pic:cNvPr descr="capturas/cliente-30-app-movil-pagar-servicio-con-plazo.jpg" id="128" name="Picture"/>
+                    <pic:cNvPicPr>
+                      <a:picLocks noChangeArrowheads="1" noChangeAspect="1"/>
+                    </pic:cNvPicPr>
+                  </pic:nvPicPr>
+                  <pic:blipFill>
+                    <a:blip r:embed="rId126"/>
+                    <a:stretch>
+                      <a:fillRect/>
+                    </a:stretch>
+                  </pic:blipFill>
+                  <pic:spPr bwMode="auto">
+                    <a:xfrm>
+                      <a:off x="0" y="0"/>
+                      <a:ext cx="5334000" cy="11557904"/>
+                    </a:xfrm>
+                    <a:prstGeom prst="rect">
+                      <a:avLst/>
+                    </a:prstGeom>
+                    <a:noFill/>
+                    <a:ln w="9525">
+                      <a:noFill/>
+                      <a:headEnd/>
+                      <a:tailEnd/>
+                    </a:ln>
+                  </pic:spPr>
+                </pic:pic>
+              </a:graphicData>
+            </a:graphic>
+          </wp:inline>
+        </w:drawing>
+      </w:r>
+    </w:p>
+    <w:p>
+      <w:pPr>
+        <w:pStyle w:val="BodyText"/>
+      </w:pPr>
+      <w:r>
+        <w:rPr>
+          <w:i/>
+          <w:iCs/>
+        </w:rPr>
+        <w:t xml:space="preserve">Nota.</w:t>
+      </w:r>
+      <w:r>
+        <w:t xml:space="preserve"> </w:t>
+      </w:r>
+      <w:r>
+        <w:t xml:space="preserve">Se abre sola después de</w:t>
+      </w:r>
+      <w:r>
+        <w:t xml:space="preserve"> </w:t>
+      </w:r>
+      <w:r>
+        <w:rPr>
+          <w:b/>
+          <w:bCs/>
+        </w:rPr>
+        <w:t xml:space="preserve">Reservar Ahora</w:t>
+      </w:r>
+      <w:r>
+        <w:t xml:space="preserve"> </w:t>
+      </w:r>
+      <w:r>
+        <w:t xml:space="preserve">con pago digital; en la app la pantalla se titula</w:t>
+      </w:r>
+      <w:r>
+        <w:t xml:space="preserve"> </w:t>
+      </w:r>
+      <w:r>
+        <w:rPr>
+          <w:b/>
+          <w:bCs/>
+        </w:rPr>
+        <w:t xml:space="preserve">Pasarela de Pagos</w:t>
+      </w:r>
+      <w:r>
+        <w:t xml:space="preserve">.</w:t>
+      </w:r>
+    </w:p>
+    <w:p>
+      <w:pPr>
+        <w:pStyle w:val="BodyText"/>
+      </w:pPr>
+      <w:r>
+        <w:rPr>
+          <w:b/>
+          <w:bCs/>
+        </w:rPr>
+        <w:t xml:space="preserve">Figura 31</w:t>
+      </w:r>
+    </w:p>
+    <w:p>
+      <w:pPr>
+        <w:pStyle w:val="BodyText"/>
+      </w:pPr>
+      <w:r>
+        <w:rPr>
+          <w:i/>
+          <w:iCs/>
+        </w:rPr>
+        <w:t xml:space="preserve">Historial en la Aplicación Móvil</w:t>
+      </w:r>
+    </w:p>
+    <w:p>
+      <w:pPr>
+        <w:pStyle w:val="BodyText"/>
+      </w:pPr>
+      <w:r>
+        <w:drawing>
+          <wp:inline>
+            <wp:extent cx="5334000" cy="11557904"/>
+            <wp:effectExtent b="0" l="0" r="0" t="0"/>
+            <wp:docPr descr="Historial en la Aplicación Móvil" title="" id="130" name="Picture"/>
+            <a:graphic>
+              <a:graphicData uri="http://schemas.openxmlformats.org/drawingml/2006/picture">
+                <pic:pic>
+                  <pic:nvPicPr>
+                    <pic:cNvPr descr="capturas/cliente-31-app-movil-historial.jpg" id="131" name="Picture"/>
+                    <pic:cNvPicPr>
+                      <a:picLocks noChangeArrowheads="1" noChangeAspect="1"/>
+                    </pic:cNvPicPr>
+                  </pic:nvPicPr>
+                  <pic:blipFill>
+                    <a:blip r:embed="rId129"/>
+                    <a:stretch>
+                      <a:fillRect/>
+                    </a:stretch>
+                  </pic:blipFill>
+                  <pic:spPr bwMode="auto">
+                    <a:xfrm>
+                      <a:off x="0" y="0"/>
+                      <a:ext cx="5334000" cy="11557904"/>
+                    </a:xfrm>
+                    <a:prstGeom prst="rect">
+                      <a:avLst/>
+                    </a:prstGeom>
+                    <a:noFill/>
+                    <a:ln w="9525">
+                      <a:noFill/>
+                      <a:headEnd/>
+                      <a:tailEnd/>
+                    </a:ln>
+                  </pic:spPr>
+                </pic:pic>
+              </a:graphicData>
+            </a:graphic>
+          </wp:inline>
+        </w:drawing>
+      </w:r>
+    </w:p>
+    <w:p>
+      <w:pPr>
+        <w:pStyle w:val="BodyText"/>
+      </w:pPr>
+      <w:r>
+        <w:rPr>
+          <w:b/>
+          <w:bCs/>
+        </w:rPr>
+        <w:t xml:space="preserve">Figura 32</w:t>
+      </w:r>
+    </w:p>
+    <w:p>
+      <w:pPr>
+        <w:pStyle w:val="BodyText"/>
+      </w:pPr>
+      <w:r>
+        <w:rPr>
+          <w:i/>
+          <w:iCs/>
+        </w:rPr>
+        <w:t xml:space="preserve">Menú Más del Cliente en la Aplicación Móvil</w:t>
+      </w:r>
+    </w:p>
+    <w:p>
+      <w:pPr>
+        <w:pStyle w:val="BodyText"/>
+      </w:pPr>
+      <w:r>
+        <w:drawing>
+          <wp:inline>
+            <wp:extent cx="5334000" cy="11557904"/>
+            <wp:effectExtent b="0" l="0" r="0" t="0"/>
+            <wp:docPr descr="Menú Más del Cliente en la Aplicación Móvil" title="" id="133" name="Picture"/>
+            <a:graphic>
+              <a:graphicData uri="http://schemas.openxmlformats.org/drawingml/2006/picture">
+                <pic:pic>
+                  <pic:nvPicPr>
+                    <pic:cNvPr descr="capturas/cliente-32-app-movil-menu-mas.jpg" id="134" name="Picture"/>
+                    <pic:cNvPicPr>
+                      <a:picLocks noChangeArrowheads="1" noChangeAspect="1"/>
+                    </pic:cNvPicPr>
+                  </pic:nvPicPr>
+                  <pic:blipFill>
+                    <a:blip r:embed="rId132"/>
+                    <a:stretch>
+                      <a:fillRect/>
+                    </a:stretch>
+                  </pic:blipFill>
+                  <pic:spPr bwMode="auto">
+                    <a:xfrm>
+                      <a:off x="0" y="0"/>
+                      <a:ext cx="5334000" cy="11557904"/>
+                    </a:xfrm>
+                    <a:prstGeom prst="rect">
+                      <a:avLst/>
+                    </a:prstGeom>
+                    <a:noFill/>
+                    <a:ln w="9525">
+                      <a:noFill/>
+                      <a:headEnd/>
+                      <a:tailEnd/>
+                    </a:ln>
+                  </pic:spPr>
+                </pic:pic>
+              </a:graphicData>
+            </a:graphic>
+          </wp:inline>
+        </w:drawing>
+      </w:r>
+    </w:p>
+    <w:p>
+      <w:pPr>
+        <w:pStyle w:val="BodyText"/>
+      </w:pPr>
+      <w:r>
+        <w:rPr>
+          <w:b/>
+          <w:bCs/>
+        </w:rPr>
         <w:t xml:space="preserve">Notificaciones push.</w:t>
       </w:r>
       <w:r>
@@ -12697,9 +13321,9 @@
         <w:t xml:space="preserve">.</w:t>
       </w:r>
     </w:p>
-    <w:bookmarkEnd w:id="114"/>
-    <w:bookmarkEnd w:id="115"/>
-    <w:bookmarkStart w:id="116" w:name="Xe02744609be255628192e15ab4fb07286997a0c"/>
+    <w:bookmarkEnd w:id="135"/>
+    <w:bookmarkEnd w:id="136"/>
+    <w:bookmarkStart w:id="137" w:name="Xe02744609be255628192e15ab4fb07286997a0c"/>
     <w:p>
       <w:pPr>
         <w:pStyle w:val="Heading2"/>
@@ -14854,8 +15478,8 @@
         <w:t xml:space="preserve">Textos tomados del archivo de traducción al español de la aplicación web.</w:t>
       </w:r>
     </w:p>
-    <w:bookmarkEnd w:id="116"/>
-    <w:bookmarkStart w:id="120" w:name="X7de3eb91dddeced9dd413d9b1470af8e02485bb"/>
+    <w:bookmarkEnd w:id="137"/>
+    <w:bookmarkStart w:id="141" w:name="X7de3eb91dddeced9dd413d9b1470af8e02485bb"/>
     <w:p>
       <w:pPr>
         <w:pStyle w:val="Heading2"/>
@@ -14995,7 +15619,7 @@
           <w:b/>
           <w:bCs/>
         </w:rPr>
-        <w:t xml:space="preserve">Figura 26</w:t>
+        <w:t xml:space="preserve">Figura 33</w:t>
       </w:r>
     </w:p>
     <w:p>
@@ -15019,18 +15643,18 @@
           <wp:inline>
             <wp:extent cx="5334000" cy="3201961"/>
             <wp:effectExtent b="0" l="0" r="0" t="0"/>
-            <wp:docPr descr="Confirmación del Cierre de Sesión" title="" id="118" name="Picture"/>
+            <wp:docPr descr="Confirmación del Cierre de Sesión" title="" id="139" name="Picture"/>
             <a:graphic>
               <a:graphicData uri="http://schemas.openxmlformats.org/drawingml/2006/picture">
                 <pic:pic>
                   <pic:nvPicPr>
-                    <pic:cNvPr descr="capturas/cliente-25-confirmacion-del-cierre-de-sesion.jpg" id="119" name="Picture"/>
+                    <pic:cNvPr descr="capturas/cliente-25-confirmacion-del-cierre-de-sesion.jpg" id="140" name="Picture"/>
                     <pic:cNvPicPr>
                       <a:picLocks noChangeArrowheads="1" noChangeAspect="1"/>
                     </pic:cNvPicPr>
                   </pic:nvPicPr>
                   <pic:blipFill>
-                    <a:blip r:embed="rId117"/>
+                    <a:blip r:embed="rId138"/>
                     <a:stretch>
                       <a:fillRect/>
                     </a:stretch>
@@ -15057,8 +15681,8 @@
         </w:drawing>
       </w:r>
     </w:p>
-    <w:bookmarkEnd w:id="120"/>
-    <w:bookmarkStart w:id="140" w:name="Xf910ca678986d15045638a6d2c742a7d5deabf2"/>
+    <w:bookmarkEnd w:id="141"/>
+    <w:bookmarkStart w:id="161" w:name="Xf910ca678986d15045638a6d2c742a7d5deabf2"/>
     <w:p>
       <w:pPr>
         <w:pStyle w:val="Heading2"/>
@@ -15067,7 +15691,7 @@
         <w:t xml:space="preserve">13. Preguntas Frecuentes</w:t>
       </w:r>
     </w:p>
-    <w:bookmarkStart w:id="121" w:name="qué-hago-si-olvidé-mi-contraseña"/>
+    <w:bookmarkStart w:id="142" w:name="qué-hago-si-olvidé-mi-contraseña"/>
     <w:p>
       <w:pPr>
         <w:pStyle w:val="Heading5"/>
@@ -15084,8 +15708,8 @@
         <w:t xml:space="preserve">En la pantalla de inicio de sesión, hacer clic en "¿Olvidaste tu contraseña?" y seguir los tres pasos de la sección 8.3. El código llega al correo registrado y es válido durante 15 minutos.</w:t>
       </w:r>
     </w:p>
-    <w:bookmarkEnd w:id="121"/>
-    <w:bookmarkStart w:id="122" w:name="X48af4761c5b7d306c94ebc69d0d695b043c757b"/>
+    <w:bookmarkEnd w:id="142"/>
+    <w:bookmarkStart w:id="143" w:name="X48af4761c5b7d306c94ebc69d0d695b043c757b"/>
     <w:p>
       <w:pPr>
         <w:pStyle w:val="Heading5"/>
@@ -15102,8 +15726,8 @@
         <w:t xml:space="preserve">El registro solo acepta correos terminados en @gmail.com, y cada correo y cada número de documento pueden tener una sola cuenta. Además, se deben aceptar los dos documentos legales.</w:t>
       </w:r>
     </w:p>
-    <w:bookmarkEnd w:id="122"/>
-    <w:bookmarkStart w:id="123" w:name="Xa3d15acaaa209599b73cfaed3c0454ea92d0103"/>
+    <w:bookmarkEnd w:id="143"/>
+    <w:bookmarkStart w:id="144" w:name="Xa3d15acaaa209599b73cfaed3c0454ea92d0103"/>
     <w:p>
       <w:pPr>
         <w:pStyle w:val="Heading5"/>
@@ -15136,8 +15760,8 @@
         <w:t xml:space="preserve">para crear una contraseña nueva y entrar de inmediato.</w:t>
       </w:r>
     </w:p>
-    <w:bookmarkEnd w:id="123"/>
-    <w:bookmarkStart w:id="124" w:name="cómo-sé-si-mi-reserva-quedó-confirmada"/>
+    <w:bookmarkEnd w:id="144"/>
+    <w:bookmarkStart w:id="145" w:name="cómo-sé-si-mi-reserva-quedó-confirmada"/>
     <w:p>
       <w:pPr>
         <w:pStyle w:val="Heading5"/>
@@ -15154,8 +15778,8 @@
         <w:t xml:space="preserve">Cuando la hora está libre, la reserva se confirma de inmediato: la reserva aparece en el panel y en el Historial con el estado Confirmada y llega la confirmación por correo. Con pago digital, el sistema lo lleva a la pantalla de pago; con efectivo, muestra "¡Reserva creada!".</w:t>
       </w:r>
     </w:p>
-    <w:bookmarkEnd w:id="124"/>
-    <w:bookmarkStart w:id="125" w:name="X3d958e501f84cf84039b554d078d03f4aa557ed"/>
+    <w:bookmarkEnd w:id="145"/>
+    <w:bookmarkStart w:id="146" w:name="X3d958e501f84cf84039b554d078d03f4aa557ed"/>
     <w:p>
       <w:pPr>
         <w:pStyle w:val="Heading5"/>
@@ -15172,8 +15796,8 @@
         <w:t xml:space="preserve">La pantalla solo ofrece horas libres. Si otra persona toma la hora mientras usted reserva, el sistema sugiere las horas libres más cercanas del mismo día que su vehículo puede tomar (no las que se cruzan con otra reserva suya); elija una y confirme.</w:t>
       </w:r>
     </w:p>
-    <w:bookmarkEnd w:id="125"/>
-    <w:bookmarkStart w:id="126" w:name="puedo-elegir-quién-lava-mi-vehículo"/>
+    <w:bookmarkEnd w:id="146"/>
+    <w:bookmarkStart w:id="147" w:name="puedo-elegir-quién-lava-mi-vehículo"/>
     <w:p>
       <w:pPr>
         <w:pStyle w:val="Heading5"/>
@@ -15206,8 +15830,8 @@
         <w:t xml:space="preserve">aparecen los operarios libres a esa hora. Si no elige ninguno, el sistema asigna uno libre automáticamente. Puede ver el operario asignado en el panel y recibe una notificación cuando se asigna o cambia.</w:t>
       </w:r>
     </w:p>
-    <w:bookmarkEnd w:id="126"/>
-    <w:bookmarkStart w:id="127" w:name="cómo-cambio-la-fecha-de-una-reserva"/>
+    <w:bookmarkEnd w:id="147"/>
+    <w:bookmarkStart w:id="148" w:name="cómo-cambio-la-fecha-de-una-reserva"/>
     <w:p>
       <w:pPr>
         <w:pStyle w:val="Heading5"/>
@@ -15224,8 +15848,8 @@
         <w:t xml:space="preserve">El sistema no permite que el cliente cambie la fecha ni la hora. Cancele la reserva antes de su hora de inicio y reserve de nuevo, o contacte al lavadero para que el administrador la reprograme.</w:t>
       </w:r>
     </w:p>
-    <w:bookmarkEnd w:id="127"/>
-    <w:bookmarkStart w:id="128" w:name="qué-pasa-si-no-llego-a-mi-reserva"/>
+    <w:bookmarkEnd w:id="148"/>
+    <w:bookmarkStart w:id="149" w:name="qué-pasa-si-no-llego-a-mi-reserva"/>
     <w:p>
       <w:pPr>
         <w:pStyle w:val="Heading5"/>
@@ -15242,8 +15866,8 @@
         <w:t xml:space="preserve">El lavadero registra la reserva como No asistió. Si la reserva no tenía operario asignado, el sistema la marca así una hora después de la hora de fin. Si ya había pagado, contacte al lavadero: el reembolso lo decide el administrador.</w:t>
       </w:r>
     </w:p>
-    <w:bookmarkEnd w:id="128"/>
-    <w:bookmarkStart w:id="129" w:name="cómo-pago-mi-servicio"/>
+    <w:bookmarkEnd w:id="149"/>
+    <w:bookmarkStart w:id="150" w:name="cómo-pago-mi-servicio"/>
     <w:p>
       <w:pPr>
         <w:pStyle w:val="Heading5"/>
@@ -15305,8 +15929,8 @@
         <w:t xml:space="preserve">(si el lavadero lo tiene activo), pague al llegar.</w:t>
       </w:r>
     </w:p>
-    <w:bookmarkEnd w:id="129"/>
-    <w:bookmarkStart w:id="130" w:name="por-qué-se-canceló-sola-mi-reserva"/>
+    <w:bookmarkEnd w:id="150"/>
+    <w:bookmarkStart w:id="151" w:name="por-qué-se-canceló-sola-mi-reserva"/>
     <w:p>
       <w:pPr>
         <w:pStyle w:val="Heading5"/>
@@ -15352,8 +15976,8 @@
         <w:t xml:space="preserve">si no tiene otra reserva activa en efectivo.</w:t>
       </w:r>
     </w:p>
-    <w:bookmarkEnd w:id="130"/>
-    <w:bookmarkStart w:id="131" w:name="X657cc013b7a9b3d3d26174a10c6590cd9e55438"/>
+    <w:bookmarkEnd w:id="151"/>
+    <w:bookmarkStart w:id="152" w:name="X657cc013b7a9b3d3d26174a10c6590cd9e55438"/>
     <w:p>
       <w:pPr>
         <w:pStyle w:val="Heading5"/>
@@ -15370,8 +15994,8 @@
         <w:t xml:space="preserve">Porque el lavadero no tiene activa la cuenta de efectivo o porque usted ya tiene una reserva activa en efectivo: solo se permite una a la vez.</w:t>
       </w:r>
     </w:p>
-    <w:bookmarkEnd w:id="131"/>
-    <w:bookmarkStart w:id="132" w:name="Xa400369ccdedad642878da0d2855923d027f5d9"/>
+    <w:bookmarkEnd w:id="152"/>
+    <w:bookmarkStart w:id="153" w:name="Xa400369ccdedad642878da0d2855923d027f5d9"/>
     <w:p>
       <w:pPr>
         <w:pStyle w:val="Heading5"/>
@@ -15388,8 +16012,8 @@
         <w:t xml:space="preserve">No. El sistema no solicita ni guarda datos de tarjetas.</w:t>
       </w:r>
     </w:p>
-    <w:bookmarkEnd w:id="132"/>
-    <w:bookmarkStart w:id="133" w:name="por-qué-mi-pago-aparece-en-revisión"/>
+    <w:bookmarkEnd w:id="153"/>
+    <w:bookmarkStart w:id="154" w:name="por-qué-mi-pago-aparece-en-revisión"/>
     <w:p>
       <w:pPr>
         <w:pStyle w:val="Heading5"/>
@@ -15406,8 +16030,8 @@
         <w:t xml:space="preserve">Porque un administrador debe verificar que el dinero llegó a la cuenta del lavadero. Cuando lo apruebe o lo rechace, usted recibirá una notificación y un correo; también puede consultar el estado en el Historial.</w:t>
       </w:r>
     </w:p>
-    <w:bookmarkEnd w:id="133"/>
-    <w:bookmarkStart w:id="134" w:name="puedo-usar-un-código-de-promoción"/>
+    <w:bookmarkEnd w:id="154"/>
+    <w:bookmarkStart w:id="155" w:name="puedo-usar-un-código-de-promoción"/>
     <w:p>
       <w:pPr>
         <w:pStyle w:val="Heading5"/>
@@ -15424,8 +16048,8 @@
         <w:t xml:space="preserve">Sí. Cuando sus puntos desbloquean un cupón, usted recibe un aviso con su código. En Pagar servicio, escríbalo en Código del cupón y haga clic en Aplicar antes de confirmar el pago. Solo se acepta un cupón por reserva.</w:t>
       </w:r>
     </w:p>
-    <w:bookmarkEnd w:id="134"/>
-    <w:bookmarkStart w:id="135" w:name="cómo-gano-puntos-de-fidelización"/>
+    <w:bookmarkEnd w:id="155"/>
+    <w:bookmarkStart w:id="156" w:name="cómo-gano-puntos-de-fidelización"/>
     <w:p>
       <w:pPr>
         <w:pStyle w:val="Heading5"/>
@@ -15442,8 +16066,8 @@
         <w:t xml:space="preserve">Cada servicio suma los puntos que aparecen al reservar ("Suma N puntos"). Los puntos se acreditan cuando el administrador aprueba el pago de la reserva, y su progreso se ve en el panel. Los puntos no se gastan: desbloquean cupones.</w:t>
       </w:r>
     </w:p>
-    <w:bookmarkEnd w:id="135"/>
-    <w:bookmarkStart w:id="136" w:name="cómo-califico-un-servicio"/>
+    <w:bookmarkEnd w:id="156"/>
+    <w:bookmarkStart w:id="157" w:name="cómo-califico-un-servicio"/>
     <w:p>
       <w:pPr>
         <w:pStyle w:val="Heading5"/>
@@ -15460,8 +16084,8 @@
         <w:t xml:space="preserve">Cuando la reserva esté Completada, abra el Historial, haga clic en "Calificar Servicio", elija de una a cinco estrellas y, si lo desea, escriba un comentario. Cada reserva se puede calificar una sola vez.</w:t>
       </w:r>
     </w:p>
-    <w:bookmarkEnd w:id="136"/>
-    <w:bookmarkStart w:id="137" w:name="X8fd2bfe44103123dbf697ef8be6c5991bf80ed5"/>
+    <w:bookmarkEnd w:id="157"/>
+    <w:bookmarkStart w:id="158" w:name="X8fd2bfe44103123dbf697ef8be6c5991bf80ed5"/>
     <w:p>
       <w:pPr>
         <w:pStyle w:val="Heading5"/>
@@ -15478,8 +16102,8 @@
         <w:t xml:space="preserve">Es el informe de inspección: el lavadero registra, por fases y con fotos, el estado de su vehículo al recibirlo y al entregarlo. Se abre con el enlace del aviso, sin iniciar sesión (sección 10.8).</w:t>
       </w:r>
     </w:p>
-    <w:bookmarkEnd w:id="137"/>
-    <w:bookmarkStart w:id="138" w:name="puedo-cambiar-el-idioma-o-los-colores"/>
+    <w:bookmarkEnd w:id="158"/>
+    <w:bookmarkStart w:id="159" w:name="puedo-cambiar-el-idioma-o-los-colores"/>
     <w:p>
       <w:pPr>
         <w:pStyle w:val="Heading5"/>
@@ -15496,8 +16120,8 @@
         <w:t xml:space="preserve">Sí. En Configuración puede elegir español, inglés, francés o portugués y uno de cuatro temas de color; la elección se guarda en su cuenta.</w:t>
       </w:r>
     </w:p>
-    <w:bookmarkEnd w:id="138"/>
-    <w:bookmarkStart w:id="139" w:name="puedo-eliminar-o-desactivar-mi-cuenta"/>
+    <w:bookmarkEnd w:id="159"/>
+    <w:bookmarkStart w:id="160" w:name="puedo-eliminar-o-desactivar-mi-cuenta"/>
     <w:p>
       <w:pPr>
         <w:pStyle w:val="Heading5"/>
@@ -15530,9 +16154,9 @@
         <w:t xml:space="preserve">desactiva la cuenta, no la borra: no podrá ingresar, pero su historial se conserva. Para reactivarla, contacte al administrador.</w:t>
       </w:r>
     </w:p>
-    <w:bookmarkEnd w:id="139"/>
-    <w:bookmarkEnd w:id="140"/>
-    <w:bookmarkStart w:id="141" w:name="X0da19bed606ac5b85df44bb666d43cc5fe8dad2"/>
+    <w:bookmarkEnd w:id="160"/>
+    <w:bookmarkEnd w:id="161"/>
+    <w:bookmarkStart w:id="162" w:name="X0da19bed606ac5b85df44bb666d43cc5fe8dad2"/>
     <w:p>
       <w:pPr>
         <w:pStyle w:val="Heading2"/>
@@ -16077,8 +16701,8 @@
         <w:t xml:space="preserve">Basado en el glosario de la documentación del proyecto.</w:t>
       </w:r>
     </w:p>
-    <w:bookmarkEnd w:id="141"/>
-    <w:bookmarkStart w:id="146" w:name="referencias"/>
+    <w:bookmarkEnd w:id="162"/>
+    <w:bookmarkStart w:id="167" w:name="referencias"/>
     <w:p>
       <w:pPr>
         <w:pStyle w:val="Heading2"/>
@@ -16110,7 +16734,7 @@
       <w:r>
         <w:t xml:space="preserve"> </w:t>
       </w:r>
-      <w:hyperlink r:id="rId142">
+      <w:hyperlink r:id="rId163">
         <w:r>
           <w:rPr>
             <w:rStyle w:val="Hyperlink"/>
@@ -16145,7 +16769,7 @@
       <w:r>
         <w:t xml:space="preserve"> </w:t>
       </w:r>
-      <w:hyperlink r:id="rId143">
+      <w:hyperlink r:id="rId164">
         <w:r>
           <w:rPr>
             <w:rStyle w:val="Hyperlink"/>
@@ -16180,7 +16804,7 @@
       <w:r>
         <w:t xml:space="preserve"> </w:t>
       </w:r>
-      <w:hyperlink r:id="rId144">
+      <w:hyperlink r:id="rId165">
         <w:r>
           <w:rPr>
             <w:rStyle w:val="Hyperlink"/>
@@ -16215,7 +16839,7 @@
       <w:r>
         <w:t xml:space="preserve"> </w:t>
       </w:r>
-      <w:hyperlink r:id="rId145">
+      <w:hyperlink r:id="rId166">
         <w:r>
           <w:rPr>
             <w:rStyle w:val="Hyperlink"/>
@@ -16248,8 +16872,8 @@
         <w:t xml:space="preserve">[Material de formación no publicado]. Programa Tecnólogo en Análisis y Desarrollo de Software.</w:t>
       </w:r>
     </w:p>
-    <w:bookmarkEnd w:id="146"/>
-    <w:bookmarkStart w:id="149" w:name="X255ced412c2df704acebb526f0726616a787b49"/>
+    <w:bookmarkEnd w:id="167"/>
+    <w:bookmarkStart w:id="170" w:name="X255ced412c2df704acebb526f0726616a787b49"/>
     <w:p>
       <w:pPr>
         <w:pStyle w:val="Heading2"/>
@@ -16258,7 +16882,7 @@
         <w:t xml:space="preserve">15. Anexos</w:t>
       </w:r>
     </w:p>
-    <w:bookmarkStart w:id="147" w:name="anexo-a-origen-de-las-capturas"/>
+    <w:bookmarkStart w:id="168" w:name="anexo-a-origen-de-las-capturas"/>
     <w:p>
       <w:pPr>
         <w:pStyle w:val="Heading3"/>
@@ -16298,24 +16922,34 @@
         <w:t xml:space="preserve">develop</w:t>
       </w:r>
       <w:r>
-        <w:t xml:space="preserve">. Las Figuras 13 a 15 y 18 a 21 se tomaron el 26 de octubre de 2026 para mostrar el pago al reservar, con una cuenta de cliente y un código QR de prueba, y la Figura 16 el 27 de octubre de 2026, con reservas de prueba que ocupaban las bahías a esa hora; las demás, el 19 de octubre de 2026, y corresponden a pantallas que no cambiaron desde entonces. Se usaron cuentas, vehículos, reservas y pagos de prueba creados solo para las capturas, por lo que no aparecen correos, documentos, teléfonos, placas ni cuentas bancarias reales. Si una pantalla cambia en una versión futura, la captura correspondiente se debe tomar de nuevo con el mismo nombre de archivo de la carpeta</w:t>
-      </w:r>
-      <w:r>
-        <w:t xml:space="preserve"> </w:t>
+        <w:t xml:space="preserve">. Las Figuras 13 a 15 y 18 a 21 se tomaron el 26 de octubre de 2026 para mostrar el pago al reservar, con una cuenta de cliente y un código QR de prueba, y la Figura 16 el 27 de octubre de 2026, con reservas de prueba que ocupaban las bahías a esa hora; las demás, el 19 de octubre de 2026, y corresponden a pantallas que no cambiaron desde entonces. Se usaron cuentas, vehículos, reservas y pagos de prueba creados solo para las capturas, por lo que no aparecen correos, documentos, teléfonos, placas ni cuentas bancarias reales. Las capturas de la aplicación móvil se tomaron el 27 de octubre de 2026 con el código de la app (</w:t>
       </w:r>
       <w:r>
         <w:rPr>
           <w:i/>
           <w:iCs/>
         </w:rPr>
+        <w:t xml:space="preserve">develop</w:t>
+      </w:r>
+      <w:r>
+        <w:t xml:space="preserve">, versión 1.1.1) ejecutado en el modo web de Expo, con el tamaño y la densidad de pantalla de un celular (393 × 852 puntos, densidad 2,5), contra el mismo sistema local y con las mismas cuentas de prueba. Las pantallas son las de la app; lo único que cambia frente al teléfono es que no aparecen la barra de estado ni los permisos del sistema operativo. Si una pantalla cambia en una versión futura, la captura correspondiente se debe tomar de nuevo con el mismo nombre de archivo de la carpeta</w:t>
+      </w:r>
+      <w:r>
+        <w:t xml:space="preserve"> </w:t>
+      </w:r>
+      <w:r>
+        <w:rPr>
+          <w:i/>
+          <w:iCs/>
+        </w:rPr>
         <w:t xml:space="preserve">capturas</w:t>
       </w:r>
       <w:r>
         <w:t xml:space="preserve">.</w:t>
       </w:r>
     </w:p>
-    <w:bookmarkEnd w:id="147"/>
-    <w:bookmarkStart w:id="148" w:name="X34afeeb88a72e7f3d88bff03b64d75d94b908ab"/>
+    <w:bookmarkEnd w:id="168"/>
+    <w:bookmarkStart w:id="169" w:name="X34afeeb88a72e7f3d88bff03b64d75d94b908ab"/>
     <w:p>
       <w:pPr>
         <w:pStyle w:val="Heading3"/>
@@ -16657,9 +17291,9 @@
         <w:t xml:space="preserve">Adaptado de la lista de verificación de la guía para elaborar manuales de software (SENA, 2026).</w:t>
       </w:r>
     </w:p>
-    <w:bookmarkEnd w:id="148"/>
-    <w:bookmarkEnd w:id="149"/>
-    <w:bookmarkEnd w:id="150"/>
+    <w:bookmarkEnd w:id="169"/>
+    <w:bookmarkEnd w:id="170"/>
+    <w:bookmarkEnd w:id="171"/>
     <w:sectPr>
       <w:footnotePr>
         <w:numRestart w:val="eachSect"/>

--- a/09_MANUALES/ES/WORD/09_Manual_De_Usuario_Cliente.docx
+++ b/09_MANUALES/ES/WORD/09_Manual_De_Usuario_Cliente.docx
@@ -64,15 +64,15 @@
         <w:pStyle w:val="BodyText"/>
       </w:pPr>
       <w:r>
-        <w:t xml:space="preserve">26 de octubre de 2026</w:t>
-      </w:r>
-    </w:p>
-    <w:p>
-      <w:pPr>
-        <w:pStyle w:val="BodyText"/>
-      </w:pPr>
-      <w:r>
-        <w:t xml:space="preserve">Tipo de manual: Manual de usuario del rol Cliente (aplicación web y aplicación móvil Android) · Versión 1.3</w:t>
+        <w:t xml:space="preserve">27 de octubre de 2026</w:t>
+      </w:r>
+    </w:p>
+    <w:p>
+      <w:pPr>
+        <w:pStyle w:val="BodyText"/>
+      </w:pPr>
+      <w:r>
+        <w:t xml:space="preserve">Tipo de manual: Manual de usuario del rol Cliente (aplicación web y aplicación móvil Android) · Versión 1.4</w:t>
       </w:r>
     </w:p>
     <w:bookmarkStart w:id="9" w:name="control-de-versiones"/>
@@ -378,6 +378,62 @@
             </w:pPr>
             <w:r>
               <w:t xml:space="preserve">Capturas de la aplicación móvil (Figuras 26 a 32) en la sección 10.11; el cierre de sesión pasa a ser la Figura 33.</w:t>
+            </w:r>
+          </w:p>
+        </w:tc>
+        <w:tc>
+          <w:tcPr/>
+          <w:p>
+            <w:pPr>
+              <w:pStyle w:val="Compact"/>
+            </w:pPr>
+            <w:r>
+              <w:t xml:space="preserve">Equipo de desarrollo</w:t>
+            </w:r>
+          </w:p>
+        </w:tc>
+      </w:tr>
+      <w:tr>
+        <w:tc>
+          <w:tcPr/>
+          <w:p>
+            <w:pPr>
+              <w:pStyle w:val="Compact"/>
+            </w:pPr>
+            <w:r>
+              <w:t xml:space="preserve">1.4</w:t>
+            </w:r>
+          </w:p>
+        </w:tc>
+        <w:tc>
+          <w:tcPr/>
+          <w:p>
+            <w:pPr>
+              <w:pStyle w:val="Compact"/>
+            </w:pPr>
+            <w:r>
+              <w:t xml:space="preserve">2026-10-27</w:t>
+            </w:r>
+          </w:p>
+        </w:tc>
+        <w:tc>
+          <w:tcPr/>
+          <w:p>
+            <w:pPr>
+              <w:pStyle w:val="Compact"/>
+            </w:pPr>
+            <w:r>
+              <w:t xml:space="preserve">Términos y Condiciones: el apartado 6 con el plazo de 30 minutos del pago digital y el límite de una reserva activa en efectivo (8.1); actualización por internet de la app del 27 de octubre (</w:t>
+            </w:r>
+            <w:r>
+              <w:rPr>
+                <w:i/>
+                <w:iCs/>
+              </w:rPr>
+              <w:t xml:space="preserve">v1.1.2</w:t>
+            </w:r>
+            <w:r>
+              <w:t xml:space="preserve">) (10.11 y referencias).</w:t>
             </w:r>
           </w:p>
         </w:tc>
@@ -2995,7 +3051,20 @@
         <w:t xml:space="preserve"> </w:t>
       </w:r>
       <w:r>
-        <w:t xml:space="preserve">tienen 15 apartados. Desde el 26 de octubre de 2026 están redactados en tercera persona ("el Cliente") e incluyen el apartado 8,</w:t>
+        <w:t xml:space="preserve">tienen 15 apartados. Desde el 26 de octubre de 2026 están redactados en tercera persona ("el Cliente"). El apartado 6,</w:t>
+      </w:r>
+      <w:r>
+        <w:t xml:space="preserve"> </w:t>
+      </w:r>
+      <w:r>
+        <w:rPr>
+          <w:b/>
+          <w:bCs/>
+        </w:rPr>
+        <w:t xml:space="preserve">Reservas, cancelaciones y prestación del servicio</w:t>
+      </w:r>
+      <w:r>
+        <w:t xml:space="preserve">, dice que con pago digital el comprobante debe cargarse dentro de los 30 minutos siguientes a la reserva (o antes de la hora del servicio, si es más pronto), porque si no la reserva se cancela sola y el horario se libera, y que con pago en efectivo el cliente puede tener como máximo una reserva activa. Los términos incluyen además el apartado 8,</w:t>
       </w:r>
       <w:r>
         <w:t xml:space="preserve"> </w:t>
@@ -11711,7 +11780,23 @@
         <w:t xml:space="preserve"> </w:t>
       </w:r>
       <w:r>
-        <w:t xml:space="preserve">6, publicada el 26 de octubre de 2026) ofrece al cliente las mismas funciones que la web, con las mismas reglas y los mismos datos: una reserva hecha en la app aparece en la web y al revés. Esta sección explica cómo instalarla y en qué cambia su uso; las reglas de cada módulo son las de las secciones 10.1 a 10.10.</w:t>
+        <w:t xml:space="preserve">6, publicada el 26 de octubre de 2026; el 27 de octubre recibió por internet la nota del paso de reservar corregida,</w:t>
+      </w:r>
+      <w:r>
+        <w:t xml:space="preserve"> </w:t>
+      </w:r>
+      <w:r>
+        <w:rPr>
+          <w:i/>
+          <w:iCs/>
+        </w:rPr>
+        <w:t xml:space="preserve">v1.1.2</w:t>
+      </w:r>
+      <w:r>
+        <w:t xml:space="preserve"> </w:t>
+      </w:r>
+      <w:r>
+        <w:t xml:space="preserve">del repositorio, sin APK nuevo) ofrece al cliente las mismas funciones que la web, con las mismas reglas y los mismos datos: una reserva hecha en la app aparece en la web y al revés. Esta sección explica cómo instalarla y en qué cambia su uso; las reglas de cada módulo son las de las secciones 10.1 a 10.10.</w:t>
       </w:r>
     </w:p>
     <w:p>
@@ -16834,7 +16919,7 @@
         <w:t xml:space="preserve"> </w:t>
       </w:r>
       <w:r>
-        <w:t xml:space="preserve">(versión 1.1.0) [Software]. GitHub.</w:t>
+        <w:t xml:space="preserve">(versión 1.1.2) [Software]. GitHub.</w:t>
       </w:r>
       <w:r>
         <w:t xml:space="preserve"> </w:t>

--- a/09_MANUALES/ES/WORD/09_Manual_De_Usuario_Cliente.docx
+++ b/09_MANUALES/ES/WORD/09_Manual_De_Usuario_Cliente.docx
@@ -72,7 +72,7 @@
         <w:pStyle w:val="BodyText"/>
       </w:pPr>
       <w:r>
-        <w:t xml:space="preserve">Tipo de manual: Manual de usuario del rol Cliente (aplicación web y aplicación móvil Android) · Versión 1.4</w:t>
+        <w:t xml:space="preserve">Tipo de manual: Manual de usuario del rol Cliente (aplicación web y aplicación móvil Android) · Versión 1.5</w:t>
       </w:r>
     </w:p>
     <w:bookmarkStart w:id="9" w:name="control-de-versiones"/>
@@ -434,6 +434,81 @@
             </w:r>
             <w:r>
               <w:t xml:space="preserve">) (10.11 y referencias).</w:t>
+            </w:r>
+          </w:p>
+        </w:tc>
+        <w:tc>
+          <w:tcPr/>
+          <w:p>
+            <w:pPr>
+              <w:pStyle w:val="Compact"/>
+            </w:pPr>
+            <w:r>
+              <w:t xml:space="preserve">Equipo de desarrollo</w:t>
+            </w:r>
+          </w:p>
+        </w:tc>
+      </w:tr>
+      <w:tr>
+        <w:tc>
+          <w:tcPr/>
+          <w:p>
+            <w:pPr>
+              <w:pStyle w:val="Compact"/>
+            </w:pPr>
+            <w:r>
+              <w:t xml:space="preserve">1.5</w:t>
+            </w:r>
+          </w:p>
+        </w:tc>
+        <w:tc>
+          <w:tcPr/>
+          <w:p>
+            <w:pPr>
+              <w:pStyle w:val="Compact"/>
+            </w:pPr>
+            <w:r>
+              <w:t xml:space="preserve">2026-10-27</w:t>
+            </w:r>
+          </w:p>
+        </w:tc>
+        <w:tc>
+          <w:tcPr/>
+          <w:p>
+            <w:pPr>
+              <w:pStyle w:val="Compact"/>
+            </w:pPr>
+            <w:r>
+              <w:t xml:space="preserve">Figura 29 tomada de nuevo con la app</w:t>
+            </w:r>
+            <w:r>
+              <w:t xml:space="preserve"> </w:t>
+            </w:r>
+            <w:r>
+              <w:rPr>
+                <w:i/>
+                <w:iCs/>
+              </w:rPr>
+              <w:t xml:space="preserve">v1.1.2</w:t>
+            </w:r>
+            <w:r>
+              <w:t xml:space="preserve">: la nota bajo</w:t>
+            </w:r>
+            <w:r>
+              <w:t xml:space="preserve"> </w:t>
+            </w:r>
+            <w:r>
+              <w:rPr>
+                <w:b/>
+                <w:bCs/>
+              </w:rPr>
+              <w:t xml:space="preserve">Reservar Ahora</w:t>
+            </w:r>
+            <w:r>
+              <w:t xml:space="preserve"> </w:t>
+            </w:r>
+            <w:r>
+              <w:t xml:space="preserve">ya no habla de lavado a domicilio (10.11).</w:t>
             </w:r>
           </w:p>
         </w:tc>
@@ -12984,7 +13059,36 @@
         <w:t xml:space="preserve"> </w:t>
       </w:r>
       <w:r>
-        <w:t xml:space="preserve">elegido.</w:t>
+        <w:t xml:space="preserve">elegido. Bajo</w:t>
+      </w:r>
+      <w:r>
+        <w:t xml:space="preserve"> </w:t>
+      </w:r>
+      <w:r>
+        <w:rPr>
+          <w:b/>
+          <w:bCs/>
+        </w:rPr>
+        <w:t xml:space="preserve">Reservar Ahora</w:t>
+      </w:r>
+      <w:r>
+        <w:t xml:space="preserve"> </w:t>
+      </w:r>
+      <w:r>
+        <w:t xml:space="preserve">se ve la nota de la app</w:t>
+      </w:r>
+      <w:r>
+        <w:t xml:space="preserve"> </w:t>
+      </w:r>
+      <w:r>
+        <w:rPr>
+          <w:i/>
+          <w:iCs/>
+        </w:rPr>
+        <w:t xml:space="preserve">v1.1.2</w:t>
+      </w:r>
+      <w:r>
+        <w:t xml:space="preserve">: "Te esperamos en nuestra sede. Llega unos minutos antes de tu hora...".</w:t>
       </w:r>
     </w:p>
     <w:p>
